--- a/docs/Summary paper.docx
+++ b/docs/Summary paper.docx
@@ -8,14 +8,7 @@
           <w:b/>
           <w:bCs/>
         </w:rPr>
-        <w:t xml:space="preserve">Team </w:t>
-      </w:r>
-      <w:r>
-        <w:rPr>
-          <w:b/>
-          <w:bCs/>
-        </w:rPr>
-        <w:t>1</w:t>
+        <w:t>Team 1</w:t>
       </w:r>
       <w:r>
         <w:br/>
@@ -35,14 +28,7 @@
           <w:b/>
           <w:bCs/>
         </w:rPr>
-        <w:t xml:space="preserve">Professor </w:t>
-      </w:r>
-      <w:r>
-        <w:rPr>
-          <w:b/>
-          <w:bCs/>
-        </w:rPr>
-        <w:t>Ning Rui</w:t>
+        <w:t>Professor Ning Rui</w:t>
       </w:r>
       <w:r>
         <w:br/>
@@ -52,25 +38,14 @@
           <w:b/>
           <w:bCs/>
         </w:rPr>
-        <w:t>30/4/25</w:t>
-      </w:r>
-    </w:p>
-    <w:p>
-      <w:pPr>
-        <w:rPr>
-          <w:b/>
-          <w:bCs/>
-          <w:sz w:val="52"/>
-          <w:szCs w:val="52"/>
-        </w:rPr>
-      </w:pPr>
-      <w:r>
-        <w:rPr>
-          <w:b/>
-          <w:bCs/>
-          <w:sz w:val="52"/>
-          <w:szCs w:val="52"/>
-        </w:rPr>
+        <w:t>April 30, 2025</w:t>
+      </w:r>
+    </w:p>
+    <w:p>
+      <w:pPr>
+        <w:pStyle w:val="Heading1"/>
+      </w:pPr>
+      <w:r>
         <w:t>Food Deserts in the United States</w:t>
       </w:r>
     </w:p>
@@ -83,143 +58,519 @@
     </w:p>
     <w:p>
       <w:pPr>
-        <w:rPr>
-          <w:b/>
-          <w:bCs/>
-        </w:rPr>
-      </w:pPr>
-      <w:r>
-        <w:rPr>
-          <w:b/>
-          <w:bCs/>
-        </w:rPr>
+        <w:pStyle w:val="Heading2"/>
+      </w:pPr>
+      <w:r>
         <w:t>Introduction</w:t>
       </w:r>
     </w:p>
     <w:p>
-      <w:r>
-        <w:t>Food deserts are communities where residents have limited access to affordable and nutritious food, particularly fresh fruits and vegetables. These areas are often defined by their lack of supermarkets or grocery stores within convenient traveling distance and typically overlap with low-income or marginalized populations. According to the USDA, food deserts are identified as census tracts meeting both low-income and low-access criteria.</w:t>
-      </w:r>
-    </w:p>
-    <w:p>
-      <w:r>
-        <w:t xml:space="preserve">Our research was motivated by the critical public health and social equity implications of food deserts. Millions of Americans—especially those living in rural regions, minority communities, or impoverished </w:t>
-      </w:r>
-      <w:r>
+      <w:pPr>
+        <w:rPr>
+          <w:sz w:val="24"/>
+          <w:szCs w:val="24"/>
+        </w:rPr>
+      </w:pPr>
+      <w:r>
+        <w:rPr>
+          <w:sz w:val="24"/>
+          <w:szCs w:val="24"/>
+        </w:rPr>
+        <w:t xml:space="preserve">Food deserts are communities where residents have limited access to affordable and nutritious food, particularly fresh fruits and vegetables. These areas are often defined by their lack of supermarkets or grocery stores within convenient </w:t>
+      </w:r>
+      <w:proofErr w:type="gramStart"/>
+      <w:r>
+        <w:rPr>
+          <w:sz w:val="24"/>
+          <w:szCs w:val="24"/>
+        </w:rPr>
+        <w:t>traveling</w:t>
+      </w:r>
+      <w:proofErr w:type="gramEnd"/>
+      <w:r>
+        <w:rPr>
+          <w:sz w:val="24"/>
+          <w:szCs w:val="24"/>
+        </w:rPr>
+        <w:t xml:space="preserve"> distance and typically overlap with low-income or marginalized populations. According to the USDA, food deserts are identified as census tracts meeting both low-income and low-access criteria.</w:t>
+      </w:r>
+    </w:p>
+    <w:p>
+      <w:pPr>
+        <w:rPr>
+          <w:sz w:val="24"/>
+          <w:szCs w:val="24"/>
+        </w:rPr>
+      </w:pPr>
+      <w:r>
+        <w:rPr>
+          <w:sz w:val="24"/>
+          <w:szCs w:val="24"/>
+        </w:rPr>
+        <w:t xml:space="preserve">Our </w:t>
+      </w:r>
+      <w:r>
+        <w:rPr>
+          <w:sz w:val="24"/>
+          <w:szCs w:val="24"/>
+        </w:rPr>
+        <w:t>project</w:t>
+      </w:r>
+      <w:r>
+        <w:rPr>
+          <w:sz w:val="24"/>
+          <w:szCs w:val="24"/>
+        </w:rPr>
+        <w:t xml:space="preserve"> was motivated by the critical public health and social equity implications of food deserts. Millions of Americans—especially those living in rural regions, minority communities, or impoverished </w:t>
+      </w:r>
+      <w:proofErr w:type="spellStart"/>
+      <w:r>
+        <w:rPr>
+          <w:sz w:val="24"/>
+          <w:szCs w:val="24"/>
+        </w:rPr>
         <w:t>neighbourhoods</w:t>
       </w:r>
-      <w:r>
-        <w:t>—struggle to access essential nutrition, which may contribute to broader systemic issues including chronic health problems, economic stagnation, and intergenerational poverty.</w:t>
-      </w:r>
-    </w:p>
-    <w:p>
-      <w:r>
-        <w:t xml:space="preserve">This project aimed to use data-driven methods to explore the geographic patterns, contributing factors, and potential policy interventions related to food deserts in the United States. Through exploratory data analysis (EDA), statistical </w:t>
-      </w:r>
-      <w:proofErr w:type="spellStart"/>
-      <w:r>
-        <w:t>modeling</w:t>
-      </w:r>
       <w:proofErr w:type="spellEnd"/>
       <w:r>
-        <w:t>, and predictive analytics, our team sought to understand the root causes and potential solutions to this pressing issue.</w:t>
+        <w:rPr>
+          <w:sz w:val="24"/>
+          <w:szCs w:val="24"/>
+        </w:rPr>
+        <w:t>—struggle to access essential nutrition, which may contribute to broader systemic issues including chronic health problems, economic stagnation, and inter</w:t>
+      </w:r>
+      <w:r>
+        <w:rPr>
+          <w:sz w:val="24"/>
+          <w:szCs w:val="24"/>
+        </w:rPr>
+        <w:t>-</w:t>
+      </w:r>
+      <w:r>
+        <w:rPr>
+          <w:sz w:val="24"/>
+          <w:szCs w:val="24"/>
+        </w:rPr>
+        <w:t>generational poverty.</w:t>
+      </w:r>
+      <w:r>
+        <w:rPr>
+          <w:sz w:val="24"/>
+          <w:szCs w:val="24"/>
+        </w:rPr>
+        <w:t xml:space="preserve"> </w:t>
+      </w:r>
+      <w:r>
+        <w:rPr>
+          <w:sz w:val="24"/>
+          <w:szCs w:val="24"/>
+        </w:rPr>
+        <w:t>Given the increased awareness of health disparities during the COVID-19 pandemic, we saw an opportunity to use data science tools to provide insights that could support more equitable food systems across the U.S.</w:t>
+      </w:r>
+    </w:p>
+    <w:p>
+      <w:pPr>
+        <w:rPr>
+          <w:sz w:val="24"/>
+          <w:szCs w:val="24"/>
+        </w:rPr>
+      </w:pPr>
+      <w:r>
+        <w:rPr>
+          <w:sz w:val="24"/>
+          <w:szCs w:val="24"/>
+        </w:rPr>
+        <w:t>This project aimed to use data-driven methods to explore the geographic patterns, contributing factors, and potential policy interventions related to food deserts in the United States. Through exploratory data analysis</w:t>
+      </w:r>
+      <w:r>
+        <w:rPr>
+          <w:sz w:val="24"/>
+          <w:szCs w:val="24"/>
+        </w:rPr>
+        <w:t xml:space="preserve">, </w:t>
+      </w:r>
+      <w:r>
+        <w:rPr>
+          <w:sz w:val="24"/>
+          <w:szCs w:val="24"/>
+        </w:rPr>
+        <w:t>statistical model</w:t>
+      </w:r>
+      <w:r>
+        <w:rPr>
+          <w:sz w:val="24"/>
+          <w:szCs w:val="24"/>
+        </w:rPr>
+        <w:t>l</w:t>
+      </w:r>
+      <w:r>
+        <w:rPr>
+          <w:sz w:val="24"/>
+          <w:szCs w:val="24"/>
+        </w:rPr>
+        <w:t>ing, and predictive analytics, our team sought to understand the root causes and potential solutions to this pressing issue.</w:t>
       </w:r>
     </w:p>
     <w:p/>
     <w:p>
       <w:pPr>
-        <w:rPr>
-          <w:b/>
-          <w:bCs/>
-        </w:rPr>
-      </w:pPr>
-      <w:r>
-        <w:rPr>
-          <w:b/>
-          <w:bCs/>
-        </w:rPr>
-        <w:t>Why We Chose This Topic</w:t>
-      </w:r>
-    </w:p>
-    <w:p>
-      <w:r>
-        <w:t>The topic of food deserts resonated with our team due to its intersectional nature—it touches upon socioeconomic inequality, public health, urban and rural development, transportation infrastructure, and nutrition education. Given the increased awareness of health disparities during the COVID-19 pandemic, we saw an opportunity to use data science tools to provide insights that could support more equitable food systems across the U.S.</w:t>
-      </w:r>
-    </w:p>
-    <w:p>
-      <w:r>
-        <w:t>Food security is a fundamental determinant of health and well-being, and addressing food deserts requires a multidisciplinary approach. We were especially interested in exploring how machine learning and statistical models could not only reveal trends but also inform actionable policies.</w:t>
+        <w:pStyle w:val="Heading2"/>
+      </w:pPr>
+      <w:r>
+        <w:t>SMART questions</w:t>
+      </w:r>
+    </w:p>
+    <w:p>
+      <w:pPr>
+        <w:rPr>
+          <w:rFonts w:cstheme="minorHAnsi"/>
+          <w:sz w:val="24"/>
+          <w:szCs w:val="24"/>
+        </w:rPr>
+      </w:pPr>
+      <w:r>
+        <w:rPr>
+          <w:rFonts w:cstheme="minorHAnsi"/>
+          <w:sz w:val="24"/>
+          <w:szCs w:val="24"/>
+        </w:rPr>
+        <w:t xml:space="preserve">Food security is a fundamental determinant of health and well-being, and addressing food deserts requires </w:t>
+      </w:r>
+      <w:r>
+        <w:rPr>
+          <w:rFonts w:cstheme="minorHAnsi"/>
+          <w:sz w:val="24"/>
+          <w:szCs w:val="24"/>
+        </w:rPr>
+        <w:t>detailed analysis</w:t>
+      </w:r>
+      <w:r>
+        <w:rPr>
+          <w:rFonts w:cstheme="minorHAnsi"/>
+          <w:sz w:val="24"/>
+          <w:szCs w:val="24"/>
+        </w:rPr>
+        <w:t>. We were especially interested in exploring how machine learning models could not only reveal trends but also inform actionable policies.</w:t>
+      </w:r>
+      <w:r>
+        <w:rPr>
+          <w:rFonts w:cstheme="minorHAnsi"/>
+          <w:sz w:val="24"/>
+          <w:szCs w:val="24"/>
+        </w:rPr>
+        <w:t xml:space="preserve"> So, we set forth the following SMART questions:</w:t>
+      </w:r>
+    </w:p>
+    <w:p>
+      <w:pPr>
+        <w:pStyle w:val="Default"/>
+        <w:ind w:left="720"/>
+        <w:rPr>
+          <w:rFonts w:asciiTheme="minorHAnsi" w:hAnsiTheme="minorHAnsi" w:cstheme="minorHAnsi"/>
+          <w:lang w:val="en-US"/>
+        </w:rPr>
+      </w:pPr>
+      <w:r>
+        <w:rPr>
+          <w:rFonts w:asciiTheme="minorHAnsi" w:hAnsiTheme="minorHAnsi" w:cstheme="minorHAnsi"/>
+          <w:lang w:val="en-US"/>
+        </w:rPr>
+        <w:t xml:space="preserve"> </w:t>
+      </w:r>
+    </w:p>
+    <w:p>
+      <w:pPr>
+        <w:pStyle w:val="Default"/>
+        <w:numPr>
+          <w:ilvl w:val="0"/>
+          <w:numId w:val="14"/>
+        </w:numPr>
+        <w:spacing w:after="71"/>
+        <w:rPr>
+          <w:rFonts w:asciiTheme="minorHAnsi" w:hAnsiTheme="minorHAnsi" w:cstheme="minorHAnsi"/>
+          <w:lang w:val="en-US"/>
+        </w:rPr>
+      </w:pPr>
+      <w:r>
+        <w:rPr>
+          <w:rFonts w:asciiTheme="minorHAnsi" w:hAnsiTheme="minorHAnsi" w:cstheme="minorHAnsi"/>
+          <w:lang w:val="en-US"/>
+        </w:rPr>
+        <w:t xml:space="preserve">Where are food deserts most geographically concentrated across the U.S., and how do these concentrations differ between urban and rural census tracts? </w:t>
+      </w:r>
+    </w:p>
+    <w:p>
+      <w:pPr>
+        <w:pStyle w:val="Default"/>
+        <w:numPr>
+          <w:ilvl w:val="0"/>
+          <w:numId w:val="14"/>
+        </w:numPr>
+        <w:spacing w:after="71"/>
+        <w:rPr>
+          <w:rFonts w:asciiTheme="minorHAnsi" w:hAnsiTheme="minorHAnsi" w:cstheme="minorHAnsi"/>
+          <w:lang w:val="en-US"/>
+        </w:rPr>
+      </w:pPr>
+      <w:r>
+        <w:rPr>
+          <w:rFonts w:asciiTheme="minorHAnsi" w:hAnsiTheme="minorHAnsi" w:cstheme="minorHAnsi"/>
+          <w:lang w:val="en-US"/>
+        </w:rPr>
+        <w:t xml:space="preserve">What demographics and socioeconomic factors are linked to food deserts? </w:t>
+      </w:r>
+    </w:p>
+    <w:p>
+      <w:pPr>
+        <w:pStyle w:val="Default"/>
+        <w:numPr>
+          <w:ilvl w:val="0"/>
+          <w:numId w:val="14"/>
+        </w:numPr>
+        <w:spacing w:after="71"/>
+        <w:rPr>
+          <w:rFonts w:asciiTheme="minorHAnsi" w:hAnsiTheme="minorHAnsi" w:cstheme="minorHAnsi"/>
+          <w:lang w:val="en-US"/>
+        </w:rPr>
+      </w:pPr>
+      <w:r>
+        <w:rPr>
+          <w:rFonts w:asciiTheme="minorHAnsi" w:hAnsiTheme="minorHAnsi" w:cstheme="minorHAnsi"/>
+          <w:lang w:val="en-US"/>
+        </w:rPr>
+        <w:t xml:space="preserve">How are food deserts related to health issues like obesity and diabetes? </w:t>
+      </w:r>
+    </w:p>
+    <w:p>
+      <w:pPr>
+        <w:pStyle w:val="Default"/>
+        <w:numPr>
+          <w:ilvl w:val="0"/>
+          <w:numId w:val="14"/>
+        </w:numPr>
+        <w:spacing w:after="71"/>
+        <w:rPr>
+          <w:rFonts w:asciiTheme="minorHAnsi" w:hAnsiTheme="minorHAnsi" w:cstheme="minorHAnsi"/>
+          <w:lang w:val="en-US"/>
+        </w:rPr>
+      </w:pPr>
+      <w:r>
+        <w:rPr>
+          <w:rFonts w:asciiTheme="minorHAnsi" w:hAnsiTheme="minorHAnsi" w:cstheme="minorHAnsi"/>
+          <w:lang w:val="en-US"/>
+        </w:rPr>
+        <w:t xml:space="preserve">Can we develop a predictive model that accurately identifies high-risk areas likely to be or become food deserts based on social and economic indicators? </w:t>
+      </w:r>
+    </w:p>
+    <w:p>
+      <w:pPr>
+        <w:pStyle w:val="Default"/>
+        <w:numPr>
+          <w:ilvl w:val="0"/>
+          <w:numId w:val="14"/>
+        </w:numPr>
+        <w:rPr>
+          <w:rFonts w:asciiTheme="minorHAnsi" w:hAnsiTheme="minorHAnsi" w:cstheme="minorHAnsi"/>
+          <w:sz w:val="23"/>
+          <w:szCs w:val="23"/>
+          <w:lang w:val="en-US"/>
+        </w:rPr>
+      </w:pPr>
+      <w:r>
+        <w:rPr>
+          <w:rFonts w:asciiTheme="minorHAnsi" w:hAnsiTheme="minorHAnsi" w:cstheme="minorHAnsi"/>
+          <w:lang w:val="en-US"/>
+        </w:rPr>
+        <w:t xml:space="preserve">What national policies could reduce food deserts based on our findings? </w:t>
       </w:r>
     </w:p>
     <w:p/>
     <w:p>
       <w:pPr>
-        <w:rPr>
-          <w:b/>
-          <w:bCs/>
-        </w:rPr>
-      </w:pPr>
-      <w:r>
-        <w:rPr>
-          <w:b/>
-          <w:bCs/>
-        </w:rPr>
-        <w:t>Literature Review and Background Research</w:t>
-      </w:r>
-    </w:p>
-    <w:p>
-      <w:r>
-        <w:t>Prior research has shown that food deserts are more prevalent in areas with high poverty, low vehicle ownership, and limited access to transportation. Studies have documented the link between food access and diet-related health outcomes, although the strength of this relationship varies by region and demographic group. Some researchers argue that physical proximity to food is only part of the problem—affordability, cultural preferences, and education also play key roles.</w:t>
-      </w:r>
-    </w:p>
-    <w:p>
+        <w:pStyle w:val="Heading2"/>
+      </w:pPr>
       <w:r>
         <w:lastRenderedPageBreak/>
+        <w:t>Literature Review</w:t>
+      </w:r>
+    </w:p>
+    <w:p>
+      <w:pPr>
+        <w:rPr>
+          <w:sz w:val="24"/>
+          <w:szCs w:val="24"/>
+        </w:rPr>
+      </w:pPr>
+      <w:r>
+        <w:rPr>
+          <w:sz w:val="24"/>
+          <w:szCs w:val="24"/>
+        </w:rPr>
+        <w:t xml:space="preserve">Prior research has shown that food deserts are more prevalent in areas with high poverty, low vehicle ownership, and limited access to transportation. Studies have documented the link between food access and diet-related health outcomes, although the strength of this relationship varies by region and demographic group. Some researchers argue that physical proximity to food is only part of the problem—affordability, cultural preferences, and education also </w:t>
+      </w:r>
+      <w:proofErr w:type="gramStart"/>
+      <w:r>
+        <w:rPr>
+          <w:sz w:val="24"/>
+          <w:szCs w:val="24"/>
+        </w:rPr>
+        <w:t>play</w:t>
+      </w:r>
+      <w:proofErr w:type="gramEnd"/>
+      <w:r>
+        <w:rPr>
+          <w:sz w:val="24"/>
+          <w:szCs w:val="24"/>
+        </w:rPr>
+        <w:t xml:space="preserve"> key roles.</w:t>
+      </w:r>
+    </w:p>
+    <w:p>
+      <w:pPr>
+        <w:rPr>
+          <w:sz w:val="24"/>
+          <w:szCs w:val="24"/>
+        </w:rPr>
+      </w:pPr>
+      <w:r>
+        <w:rPr>
+          <w:sz w:val="24"/>
+          <w:szCs w:val="24"/>
+        </w:rPr>
         <w:t>For instance, Ver Ploeg et al. (2009) in a USDA report highlighted that while low-income communities often lack large grocery stores, they may still have small corner stores that offer limited or unhealthy food options. Other studies, such as those by Walker et al. (2010), have shown that the presence of food deserts correlates with increased prevalence of obesity and Type 2 diabetes, but access alone does not guarantee improved health outcomes.</w:t>
       </w:r>
     </w:p>
     <w:p>
-      <w:r>
+      <w:pPr>
+        <w:rPr>
+          <w:sz w:val="24"/>
+          <w:szCs w:val="24"/>
+        </w:rPr>
+      </w:pPr>
+      <w:r>
+        <w:rPr>
+          <w:sz w:val="24"/>
+          <w:szCs w:val="24"/>
+        </w:rPr>
         <w:t>Our project builds on these findings by integrating datasets across health, economic, and demographic dimensions to assess both the presence and the effects of food deserts.</w:t>
       </w:r>
     </w:p>
     <w:p/>
     <w:p>
       <w:pPr>
-        <w:rPr>
-          <w:b/>
-          <w:bCs/>
-        </w:rPr>
-      </w:pPr>
-      <w:r>
-        <w:rPr>
-          <w:b/>
-          <w:bCs/>
-        </w:rPr>
+        <w:pStyle w:val="Heading2"/>
+      </w:pPr>
+      <w:r>
         <w:t>Description of the Data</w:t>
       </w:r>
     </w:p>
     <w:p>
-      <w:r>
-        <w:t>We utilized and merged several public datasets:</w:t>
-      </w:r>
-    </w:p>
-    <w:p>
-      <w:pPr>
+      <w:pPr>
+        <w:rPr>
+          <w:sz w:val="24"/>
+          <w:szCs w:val="24"/>
+        </w:rPr>
+      </w:pPr>
+      <w:r>
+        <w:rPr>
+          <w:sz w:val="24"/>
+          <w:szCs w:val="24"/>
+        </w:rPr>
+        <w:t xml:space="preserve">We utilized and </w:t>
+      </w:r>
+      <w:r>
+        <w:rPr>
+          <w:sz w:val="24"/>
+          <w:szCs w:val="24"/>
+        </w:rPr>
+        <w:t xml:space="preserve">downloaded 2 public </w:t>
+      </w:r>
+      <w:proofErr w:type="gramStart"/>
+      <w:r>
+        <w:rPr>
+          <w:sz w:val="24"/>
+          <w:szCs w:val="24"/>
+        </w:rPr>
+        <w:t>datasets</w:t>
+      </w:r>
+      <w:proofErr w:type="gramEnd"/>
+      <w:r>
+        <w:rPr>
+          <w:sz w:val="24"/>
+          <w:szCs w:val="24"/>
+        </w:rPr>
+        <w:t xml:space="preserve"> directly </w:t>
+      </w:r>
+      <w:r>
+        <w:rPr>
+          <w:sz w:val="24"/>
+          <w:szCs w:val="24"/>
+        </w:rPr>
+        <w:t>from</w:t>
+      </w:r>
+      <w:r>
+        <w:rPr>
+          <w:sz w:val="24"/>
+          <w:szCs w:val="24"/>
+        </w:rPr>
+        <w:t xml:space="preserve"> USDA</w:t>
+      </w:r>
+      <w:r>
+        <w:rPr>
+          <w:sz w:val="24"/>
+          <w:szCs w:val="24"/>
+        </w:rPr>
+        <w:t>:</w:t>
+      </w:r>
+    </w:p>
+    <w:p>
+      <w:pPr>
+        <w:pStyle w:val="ListParagraph"/>
         <w:numPr>
           <w:ilvl w:val="0"/>
           <w:numId w:val="1"/>
         </w:numPr>
-      </w:pPr>
-      <w:r>
-        <w:rPr>
-          <w:b/>
-          <w:bCs/>
-        </w:rPr>
-        <w:t>USDA Food Access Research Atlas</w:t>
-      </w:r>
-      <w:r>
-        <w:t xml:space="preserve"> – Provided tract-level indicators of food access based on income and distance to supermarkets.</w:t>
+        <w:rPr>
+          <w:sz w:val="24"/>
+          <w:szCs w:val="24"/>
+        </w:rPr>
+      </w:pPr>
+      <w:r>
+        <w:rPr>
+          <w:b/>
+          <w:bCs/>
+          <w:sz w:val="24"/>
+          <w:szCs w:val="24"/>
+        </w:rPr>
+        <w:t>Food Access Research Atlas</w:t>
+      </w:r>
+      <w:r>
+        <w:rPr>
+          <w:sz w:val="24"/>
+          <w:szCs w:val="24"/>
+        </w:rPr>
+        <w:t>:</w:t>
+      </w:r>
+      <w:r>
+        <w:rPr>
+          <w:sz w:val="24"/>
+          <w:szCs w:val="24"/>
+        </w:rPr>
+        <w:t xml:space="preserve"> Provide</w:t>
+      </w:r>
+      <w:r>
+        <w:rPr>
+          <w:sz w:val="24"/>
+          <w:szCs w:val="24"/>
+        </w:rPr>
+        <w:t xml:space="preserve">s </w:t>
+      </w:r>
+      <w:r>
+        <w:rPr>
+          <w:sz w:val="24"/>
+          <w:szCs w:val="24"/>
+        </w:rPr>
+        <w:t>tract-level indicators of food access based on income and distance to supermarkets.</w:t>
       </w:r>
     </w:p>
     <w:p>
@@ -228,84 +579,1082 @@
           <w:ilvl w:val="0"/>
           <w:numId w:val="1"/>
         </w:numPr>
-      </w:pPr>
-      <w:r>
-        <w:rPr>
-          <w:b/>
-          <w:bCs/>
-        </w:rPr>
-        <w:t>American Community Survey (ACS)</w:t>
-      </w:r>
-      <w:r>
-        <w:t xml:space="preserve"> – Supplied demographic and economic variables such as income, poverty rate, race/ethnicity, and education.</w:t>
+        <w:rPr>
+          <w:sz w:val="24"/>
+          <w:szCs w:val="24"/>
+        </w:rPr>
+      </w:pPr>
+      <w:r>
+        <w:rPr>
+          <w:b/>
+          <w:bCs/>
+          <w:sz w:val="24"/>
+          <w:szCs w:val="24"/>
+        </w:rPr>
+        <w:t xml:space="preserve">Food Environment </w:t>
+      </w:r>
+      <w:r>
+        <w:rPr>
+          <w:b/>
+          <w:bCs/>
+          <w:sz w:val="24"/>
+          <w:szCs w:val="24"/>
+        </w:rPr>
+        <w:t>Atlas</w:t>
+      </w:r>
+      <w:r>
+        <w:rPr>
+          <w:sz w:val="24"/>
+          <w:szCs w:val="24"/>
+        </w:rPr>
+        <w:t>: Provides supplementary f</w:t>
+      </w:r>
+      <w:r>
+        <w:rPr>
+          <w:sz w:val="24"/>
+          <w:szCs w:val="24"/>
+        </w:rPr>
+        <w:t>ood environment factors—such as store/restaurant proximity, food prices, food and nutrition assistance programs, and community characteristics—interact to influence food choices and diet quality.</w:t>
+      </w:r>
+    </w:p>
+    <w:p>
+      <w:pPr>
+        <w:rPr>
+          <w:sz w:val="24"/>
+          <w:szCs w:val="24"/>
+        </w:rPr>
+      </w:pPr>
+      <w:r>
+        <w:rPr>
+          <w:sz w:val="24"/>
+          <w:szCs w:val="24"/>
+        </w:rPr>
+        <w:t xml:space="preserve">We chose </w:t>
+      </w:r>
+      <w:r>
+        <w:rPr>
+          <w:sz w:val="24"/>
+          <w:szCs w:val="24"/>
+        </w:rPr>
+        <w:t>LILATracts_1And10</w:t>
+      </w:r>
+      <w:r>
+        <w:rPr>
+          <w:sz w:val="24"/>
+          <w:szCs w:val="24"/>
+        </w:rPr>
+        <w:t xml:space="preserve"> as the proxy variable for Food Desert. This variable sufficiently captures the definition of a food desert as set forth by the USDA. </w:t>
+      </w:r>
+    </w:p>
+    <w:p>
+      <w:pPr>
+        <w:rPr>
+          <w:sz w:val="24"/>
+          <w:szCs w:val="24"/>
+          <w:lang w:val="en-IN"/>
+        </w:rPr>
+      </w:pPr>
+      <w:r>
+        <w:rPr>
+          <w:sz w:val="24"/>
+          <w:szCs w:val="24"/>
+        </w:rPr>
+        <w:t>LILATracts_1And10</w:t>
+      </w:r>
+      <w:r>
+        <w:rPr>
+          <w:sz w:val="24"/>
+          <w:szCs w:val="24"/>
+        </w:rPr>
+        <w:t xml:space="preserve"> </w:t>
+      </w:r>
+      <w:r>
+        <w:rPr>
+          <w:sz w:val="24"/>
+          <w:szCs w:val="24"/>
+          <w:lang w:val="en-IN"/>
+        </w:rPr>
+        <w:t xml:space="preserve">is a </w:t>
+      </w:r>
+      <w:r>
+        <w:rPr>
+          <w:b/>
+          <w:bCs/>
+          <w:sz w:val="24"/>
+          <w:szCs w:val="24"/>
+          <w:lang w:val="en-IN"/>
+        </w:rPr>
+        <w:t>binary indicator variable</w:t>
+      </w:r>
+      <w:r>
+        <w:rPr>
+          <w:sz w:val="24"/>
+          <w:szCs w:val="24"/>
+          <w:lang w:val="en-IN"/>
+        </w:rPr>
+        <w:t xml:space="preserve"> (1 = true, 0 = false) that identifies census tracts that meet both of the following criteria:</w:t>
       </w:r>
     </w:p>
     <w:p>
       <w:pPr>
         <w:numPr>
           <w:ilvl w:val="0"/>
-          <w:numId w:val="1"/>
+          <w:numId w:val="17"/>
         </w:numPr>
-      </w:pPr>
-      <w:r>
-        <w:rPr>
-          <w:b/>
-          <w:bCs/>
-        </w:rPr>
-        <w:t>CDC 500 Cities and County Health Rankings</w:t>
-      </w:r>
-      <w:r>
-        <w:t xml:space="preserve"> – Contained county-level health indicators such as obesity and diabetes prevalence.</w:t>
-      </w:r>
+        <w:rPr>
+          <w:sz w:val="24"/>
+          <w:szCs w:val="24"/>
+          <w:lang w:val="en-IN"/>
+        </w:rPr>
+      </w:pPr>
+      <w:r>
+        <w:rPr>
+          <w:b/>
+          <w:bCs/>
+          <w:sz w:val="24"/>
+          <w:szCs w:val="24"/>
+          <w:lang w:val="en-IN"/>
+        </w:rPr>
+        <w:t>Low-Income Tract (L</w:t>
+      </w:r>
+      <w:r>
+        <w:rPr>
+          <w:b/>
+          <w:bCs/>
+          <w:sz w:val="24"/>
+          <w:szCs w:val="24"/>
+          <w:lang w:val="en-IN"/>
+        </w:rPr>
+        <w:t>I</w:t>
+      </w:r>
+      <w:r>
+        <w:rPr>
+          <w:b/>
+          <w:bCs/>
+          <w:sz w:val="24"/>
+          <w:szCs w:val="24"/>
+          <w:lang w:val="en-IN"/>
+        </w:rPr>
+        <w:t>):</w:t>
+      </w:r>
+    </w:p>
+    <w:p>
+      <w:pPr>
+        <w:numPr>
+          <w:ilvl w:val="1"/>
+          <w:numId w:val="17"/>
+        </w:numPr>
+        <w:rPr>
+          <w:sz w:val="24"/>
+          <w:szCs w:val="24"/>
+          <w:lang w:val="en-IN"/>
+        </w:rPr>
+      </w:pPr>
+      <w:r>
+        <w:rPr>
+          <w:sz w:val="24"/>
+          <w:szCs w:val="24"/>
+          <w:lang w:val="en-IN"/>
+        </w:rPr>
+        <w:t>The tract's poverty rate is ≥ 20%,</w:t>
+      </w:r>
+    </w:p>
+    <w:p>
+      <w:pPr>
+        <w:numPr>
+          <w:ilvl w:val="1"/>
+          <w:numId w:val="17"/>
+        </w:numPr>
+        <w:rPr>
+          <w:sz w:val="24"/>
+          <w:szCs w:val="24"/>
+          <w:lang w:val="en-IN"/>
+        </w:rPr>
+      </w:pPr>
+      <w:r>
+        <w:rPr>
+          <w:i/>
+          <w:iCs/>
+          <w:sz w:val="24"/>
+          <w:szCs w:val="24"/>
+          <w:lang w:val="en-IN"/>
+        </w:rPr>
+        <w:t>or</w:t>
+      </w:r>
+      <w:r>
+        <w:rPr>
+          <w:sz w:val="24"/>
+          <w:szCs w:val="24"/>
+          <w:lang w:val="en-IN"/>
+        </w:rPr>
+        <w:t xml:space="preserve"> the tract's median family income is ≤ 80% of the state (or metropolitan area) median.</w:t>
+      </w:r>
+    </w:p>
+    <w:p>
+      <w:pPr>
+        <w:ind w:left="1440"/>
+        <w:rPr>
+          <w:sz w:val="24"/>
+          <w:szCs w:val="24"/>
+          <w:lang w:val="en-IN"/>
+        </w:rPr>
+      </w:pPr>
     </w:p>
     <w:p>
       <w:pPr>
         <w:numPr>
           <w:ilvl w:val="0"/>
-          <w:numId w:val="1"/>
+          <w:numId w:val="17"/>
         </w:numPr>
-      </w:pPr>
-      <w:r>
-        <w:rPr>
-          <w:b/>
-          <w:bCs/>
-        </w:rPr>
-        <w:t>SNAP Participation and Vehicle Ownership</w:t>
-      </w:r>
-      <w:r>
-        <w:t xml:space="preserve"> – These datasets offered insight into the economic hardship and infrastructure challenges of communities.</w:t>
-      </w:r>
-    </w:p>
-    <w:p>
-      <w:r>
-        <w:t xml:space="preserve">All data were joined using </w:t>
+        <w:rPr>
+          <w:sz w:val="24"/>
+          <w:szCs w:val="24"/>
+          <w:lang w:val="en-IN"/>
+        </w:rPr>
+      </w:pPr>
+      <w:r>
+        <w:rPr>
+          <w:b/>
+          <w:bCs/>
+          <w:sz w:val="24"/>
+          <w:szCs w:val="24"/>
+          <w:lang w:val="en-IN"/>
+        </w:rPr>
+        <w:t>Low-Access Tract (LA):</w:t>
+      </w:r>
+    </w:p>
+    <w:p>
+      <w:pPr>
+        <w:numPr>
+          <w:ilvl w:val="1"/>
+          <w:numId w:val="17"/>
+        </w:numPr>
+        <w:rPr>
+          <w:sz w:val="24"/>
+          <w:szCs w:val="24"/>
+          <w:lang w:val="en-IN"/>
+        </w:rPr>
+      </w:pPr>
+      <w:r>
+        <w:rPr>
+          <w:sz w:val="24"/>
+          <w:szCs w:val="24"/>
+          <w:lang w:val="en-IN"/>
+        </w:rPr>
+        <w:t xml:space="preserve">At least </w:t>
+      </w:r>
+      <w:r>
+        <w:rPr>
+          <w:b/>
+          <w:bCs/>
+          <w:sz w:val="24"/>
+          <w:szCs w:val="24"/>
+          <w:lang w:val="en-IN"/>
+        </w:rPr>
+        <w:t>500 people or 33%</w:t>
+      </w:r>
+      <w:r>
+        <w:rPr>
+          <w:sz w:val="24"/>
+          <w:szCs w:val="24"/>
+          <w:lang w:val="en-IN"/>
+        </w:rPr>
+        <w:t xml:space="preserve"> of the population in the tract reside more than:</w:t>
+      </w:r>
+    </w:p>
+    <w:p>
+      <w:pPr>
+        <w:numPr>
+          <w:ilvl w:val="2"/>
+          <w:numId w:val="17"/>
+        </w:numPr>
+        <w:rPr>
+          <w:sz w:val="24"/>
+          <w:szCs w:val="24"/>
+          <w:lang w:val="en-IN"/>
+        </w:rPr>
+      </w:pPr>
+      <w:r>
+        <w:rPr>
+          <w:b/>
+          <w:bCs/>
+          <w:sz w:val="24"/>
+          <w:szCs w:val="24"/>
+          <w:lang w:val="en-IN"/>
+        </w:rPr>
+        <w:t>1 mile (urban)</w:t>
+      </w:r>
+      <w:r>
+        <w:rPr>
+          <w:sz w:val="24"/>
+          <w:szCs w:val="24"/>
+          <w:lang w:val="en-IN"/>
+        </w:rPr>
+        <w:t xml:space="preserve"> or</w:t>
+      </w:r>
+    </w:p>
+    <w:p>
+      <w:pPr>
+        <w:numPr>
+          <w:ilvl w:val="2"/>
+          <w:numId w:val="17"/>
+        </w:numPr>
+        <w:rPr>
+          <w:sz w:val="24"/>
+          <w:szCs w:val="24"/>
+          <w:lang w:val="en-IN"/>
+        </w:rPr>
+      </w:pPr>
+      <w:r>
+        <w:rPr>
+          <w:b/>
+          <w:bCs/>
+          <w:sz w:val="24"/>
+          <w:szCs w:val="24"/>
+          <w:lang w:val="en-IN"/>
+        </w:rPr>
+        <w:lastRenderedPageBreak/>
+        <w:t>10 miles (rural)</w:t>
+      </w:r>
+      <w:r>
+        <w:rPr>
+          <w:sz w:val="24"/>
+          <w:szCs w:val="24"/>
+          <w:lang w:val="en-IN"/>
+        </w:rPr>
+        <w:br/>
+        <w:t xml:space="preserve">from the nearest supermarket, </w:t>
+      </w:r>
+      <w:r>
+        <w:rPr>
+          <w:sz w:val="24"/>
+          <w:szCs w:val="24"/>
+          <w:lang w:val="en-IN"/>
+        </w:rPr>
+        <w:t>supercentre</w:t>
+      </w:r>
+      <w:r>
+        <w:rPr>
+          <w:sz w:val="24"/>
+          <w:szCs w:val="24"/>
+          <w:lang w:val="en-IN"/>
+        </w:rPr>
+        <w:t>, or large grocery stor</w:t>
+      </w:r>
+      <w:r>
+        <w:rPr>
+          <w:sz w:val="24"/>
+          <w:szCs w:val="24"/>
+          <w:lang w:val="en-IN"/>
+        </w:rPr>
+        <w:t>e</w:t>
+      </w:r>
+    </w:p>
+    <w:p>
+      <w:pPr>
+        <w:rPr>
+          <w:sz w:val="24"/>
+          <w:szCs w:val="24"/>
+        </w:rPr>
+      </w:pPr>
+    </w:p>
+    <w:p>
+      <w:pPr>
+        <w:rPr>
+          <w:sz w:val="24"/>
+          <w:szCs w:val="24"/>
+        </w:rPr>
+      </w:pPr>
+      <w:r>
+        <w:rPr>
+          <w:sz w:val="24"/>
+          <w:szCs w:val="24"/>
+        </w:rPr>
+        <w:t>The Food Access Atlas had 147 features in total</w:t>
+      </w:r>
+      <w:r>
+        <w:rPr>
+          <w:sz w:val="24"/>
+          <w:szCs w:val="24"/>
+        </w:rPr>
+        <w:t xml:space="preserve"> including </w:t>
+      </w:r>
+      <w:r>
+        <w:rPr>
+          <w:sz w:val="24"/>
+          <w:szCs w:val="24"/>
+        </w:rPr>
+        <w:t>LILATracts_1And10</w:t>
+      </w:r>
+      <w:r>
+        <w:rPr>
+          <w:sz w:val="24"/>
+          <w:szCs w:val="24"/>
+        </w:rPr>
+        <w:t xml:space="preserve">, and the Food Environment Atlas had a separate table for each cohort like stores, restaurants, access, etc. with a total of 281 features. </w:t>
+      </w:r>
+      <w:r>
+        <w:rPr>
+          <w:sz w:val="24"/>
+          <w:szCs w:val="24"/>
+        </w:rPr>
+        <w:t xml:space="preserve">All </w:t>
+      </w:r>
+      <w:r>
+        <w:rPr>
+          <w:sz w:val="24"/>
+          <w:szCs w:val="24"/>
+        </w:rPr>
+        <w:t>tables</w:t>
+      </w:r>
+      <w:r>
+        <w:rPr>
+          <w:sz w:val="24"/>
+          <w:szCs w:val="24"/>
+        </w:rPr>
+        <w:t xml:space="preserve"> were joined using </w:t>
       </w:r>
       <w:proofErr w:type="spellStart"/>
       <w:r>
         <w:rPr>
-          <w:b/>
-          <w:bCs/>
+          <w:sz w:val="24"/>
+          <w:szCs w:val="24"/>
         </w:rPr>
         <w:t>CountyFIPS</w:t>
       </w:r>
       <w:proofErr w:type="spellEnd"/>
       <w:r>
-        <w:t xml:space="preserve"> codes or census tract identifiers to ensure geographic consistency. Data preprocessing included handling missing values, normalizing variables, and categorizing urban vs. rural tracts based on USDA designations.</w:t>
+        <w:rPr>
+          <w:sz w:val="24"/>
+          <w:szCs w:val="24"/>
+        </w:rPr>
+        <w:t xml:space="preserve"> codes to ensure geographic consistency</w:t>
+      </w:r>
+      <w:r>
+        <w:rPr>
+          <w:sz w:val="24"/>
+          <w:szCs w:val="24"/>
+        </w:rPr>
+        <w:t xml:space="preserve"> and the combined dataset had 428 features in total</w:t>
+      </w:r>
+      <w:r>
+        <w:rPr>
+          <w:sz w:val="24"/>
+          <w:szCs w:val="24"/>
+        </w:rPr>
+        <w:t xml:space="preserve">. </w:t>
+      </w:r>
+      <w:r>
+        <w:rPr>
+          <w:sz w:val="24"/>
+          <w:szCs w:val="24"/>
+        </w:rPr>
+        <w:t xml:space="preserve">There was a total of around 74k observations in the aggregated data. </w:t>
+      </w:r>
+      <w:r>
+        <w:rPr>
+          <w:sz w:val="24"/>
+          <w:szCs w:val="24"/>
+        </w:rPr>
+        <w:t xml:space="preserve">Since the variable list was </w:t>
+      </w:r>
+      <w:r>
+        <w:rPr>
+          <w:sz w:val="24"/>
+          <w:szCs w:val="24"/>
+        </w:rPr>
+        <w:t>large,</w:t>
+      </w:r>
+      <w:r>
+        <w:rPr>
+          <w:sz w:val="24"/>
+          <w:szCs w:val="24"/>
+        </w:rPr>
+        <w:t xml:space="preserve"> we needed to implement a robust feature selection process </w:t>
+      </w:r>
+      <w:r>
+        <w:rPr>
+          <w:sz w:val="24"/>
+          <w:szCs w:val="24"/>
+        </w:rPr>
+        <w:t>to</w:t>
+      </w:r>
+      <w:r>
+        <w:rPr>
+          <w:sz w:val="24"/>
+          <w:szCs w:val="24"/>
+        </w:rPr>
+        <w:t xml:space="preserve"> filter the features for modelling. </w:t>
+      </w:r>
+    </w:p>
+    <w:p>
+      <w:pPr>
+        <w:pStyle w:val="Heading2"/>
+      </w:pPr>
+    </w:p>
+    <w:p>
+      <w:pPr>
+        <w:pStyle w:val="Heading2"/>
+      </w:pPr>
+      <w:r>
+        <w:t>Data preprocessing</w:t>
+      </w:r>
+      <w:r>
+        <w:t xml:space="preserve"> and feature selection</w:t>
+      </w:r>
+    </w:p>
+    <w:p>
+      <w:pPr>
+        <w:rPr>
+          <w:sz w:val="24"/>
+          <w:szCs w:val="24"/>
+        </w:rPr>
+      </w:pPr>
+      <w:r>
+        <w:rPr>
+          <w:sz w:val="24"/>
+          <w:szCs w:val="24"/>
+        </w:rPr>
+        <w:t>The following steps were employed in sequence to clean the data:</w:t>
+      </w:r>
+    </w:p>
+    <w:p>
+      <w:pPr>
+        <w:pStyle w:val="ListParagraph"/>
+        <w:numPr>
+          <w:ilvl w:val="0"/>
+          <w:numId w:val="15"/>
+        </w:numPr>
+        <w:rPr>
+          <w:sz w:val="24"/>
+          <w:szCs w:val="24"/>
+        </w:rPr>
+      </w:pPr>
+      <w:r>
+        <w:rPr>
+          <w:b/>
+          <w:bCs/>
+          <w:sz w:val="24"/>
+          <w:szCs w:val="24"/>
+        </w:rPr>
+        <w:t>Dropping columns based on fill-rate:</w:t>
+      </w:r>
+      <w:r>
+        <w:rPr>
+          <w:sz w:val="24"/>
+          <w:szCs w:val="24"/>
+        </w:rPr>
+        <w:t xml:space="preserve"> Only variables with a fill rate of &gt;=90% were retained. </w:t>
+      </w:r>
+    </w:p>
+    <w:p>
+      <w:pPr>
+        <w:pStyle w:val="ListParagraph"/>
+        <w:rPr>
+          <w:sz w:val="24"/>
+          <w:szCs w:val="24"/>
+        </w:rPr>
+      </w:pPr>
+    </w:p>
+    <w:p>
+      <w:pPr>
+        <w:pStyle w:val="ListParagraph"/>
+        <w:numPr>
+          <w:ilvl w:val="0"/>
+          <w:numId w:val="15"/>
+        </w:numPr>
+        <w:rPr>
+          <w:sz w:val="24"/>
+          <w:szCs w:val="24"/>
+        </w:rPr>
+      </w:pPr>
+      <w:r>
+        <w:rPr>
+          <w:b/>
+          <w:bCs/>
+          <w:sz w:val="24"/>
+          <w:szCs w:val="24"/>
+        </w:rPr>
+        <w:t>Data imputation:</w:t>
+      </w:r>
+      <w:r>
+        <w:rPr>
+          <w:sz w:val="24"/>
+          <w:szCs w:val="24"/>
+        </w:rPr>
+        <w:t xml:space="preserve"> Of the remaining columns, the </w:t>
+      </w:r>
+      <w:r>
+        <w:rPr>
+          <w:sz w:val="24"/>
+          <w:szCs w:val="24"/>
+        </w:rPr>
+        <w:t xml:space="preserve">missing values </w:t>
+      </w:r>
+      <w:r>
+        <w:rPr>
+          <w:sz w:val="24"/>
+          <w:szCs w:val="24"/>
+        </w:rPr>
+        <w:t>of numerical variables were imputed with the median of its respective column.</w:t>
+      </w:r>
+    </w:p>
+    <w:p>
+      <w:pPr>
+        <w:pStyle w:val="ListParagraph"/>
+        <w:rPr>
+          <w:sz w:val="24"/>
+          <w:szCs w:val="24"/>
+        </w:rPr>
+      </w:pPr>
+    </w:p>
+    <w:p>
+      <w:pPr>
+        <w:pStyle w:val="ListParagraph"/>
+        <w:numPr>
+          <w:ilvl w:val="0"/>
+          <w:numId w:val="15"/>
+        </w:numPr>
+        <w:rPr>
+          <w:sz w:val="24"/>
+          <w:szCs w:val="24"/>
+        </w:rPr>
+      </w:pPr>
+      <w:r>
+        <w:rPr>
+          <w:b/>
+          <w:bCs/>
+          <w:sz w:val="24"/>
+          <w:szCs w:val="24"/>
+        </w:rPr>
+        <w:t>Data type conversion:</w:t>
+      </w:r>
+      <w:r>
+        <w:rPr>
+          <w:sz w:val="24"/>
+          <w:szCs w:val="24"/>
+        </w:rPr>
+        <w:t xml:space="preserve"> The binary columns</w:t>
+      </w:r>
+      <w:r>
+        <w:rPr>
+          <w:sz w:val="24"/>
+          <w:szCs w:val="24"/>
+        </w:rPr>
+        <w:t>, including the target variable,</w:t>
+      </w:r>
+      <w:r>
+        <w:rPr>
+          <w:sz w:val="24"/>
+          <w:szCs w:val="24"/>
+        </w:rPr>
+        <w:t xml:space="preserve"> were converted to factor type, which would be useful when used with the </w:t>
+      </w:r>
+      <w:proofErr w:type="spellStart"/>
+      <w:r>
+        <w:rPr>
+          <w:sz w:val="24"/>
+          <w:szCs w:val="24"/>
+        </w:rPr>
+        <w:t>glm</w:t>
+      </w:r>
+      <w:proofErr w:type="spellEnd"/>
+      <w:r>
+        <w:rPr>
+          <w:sz w:val="24"/>
+          <w:szCs w:val="24"/>
+        </w:rPr>
+        <w:t xml:space="preserve"> model</w:t>
+      </w:r>
+      <w:r>
+        <w:rPr>
+          <w:sz w:val="24"/>
+          <w:szCs w:val="24"/>
+        </w:rPr>
+        <w:t>.</w:t>
+      </w:r>
+    </w:p>
+    <w:p>
+      <w:pPr>
+        <w:pStyle w:val="ListParagraph"/>
+        <w:rPr>
+          <w:sz w:val="24"/>
+          <w:szCs w:val="24"/>
+        </w:rPr>
+      </w:pPr>
+    </w:p>
+    <w:p>
+      <w:pPr>
+        <w:pStyle w:val="ListParagraph"/>
+        <w:numPr>
+          <w:ilvl w:val="0"/>
+          <w:numId w:val="15"/>
+        </w:numPr>
+        <w:rPr>
+          <w:sz w:val="24"/>
+          <w:szCs w:val="24"/>
+        </w:rPr>
+      </w:pPr>
+      <w:r>
+        <w:rPr>
+          <w:b/>
+          <w:bCs/>
+          <w:sz w:val="24"/>
+          <w:szCs w:val="24"/>
+        </w:rPr>
+        <w:t>Data standardization:</w:t>
+      </w:r>
+      <w:r>
+        <w:rPr>
+          <w:sz w:val="24"/>
+          <w:szCs w:val="24"/>
+        </w:rPr>
+        <w:t xml:space="preserve"> The numeric columns were standardized using z-score transformation which is helpful for faster convergence during modelling.</w:t>
+      </w:r>
+    </w:p>
+    <w:p>
+      <w:pPr>
+        <w:pStyle w:val="ListParagraph"/>
+        <w:rPr>
+          <w:sz w:val="24"/>
+          <w:szCs w:val="24"/>
+        </w:rPr>
+      </w:pPr>
+    </w:p>
+    <w:p>
+      <w:pPr>
+        <w:pStyle w:val="ListParagraph"/>
+        <w:numPr>
+          <w:ilvl w:val="0"/>
+          <w:numId w:val="15"/>
+        </w:numPr>
+        <w:rPr>
+          <w:sz w:val="24"/>
+          <w:szCs w:val="24"/>
+        </w:rPr>
+      </w:pPr>
+      <w:r>
+        <w:rPr>
+          <w:b/>
+          <w:bCs/>
+          <w:sz w:val="24"/>
+          <w:szCs w:val="24"/>
+        </w:rPr>
+        <w:t>Random sampling:</w:t>
+      </w:r>
+      <w:r>
+        <w:rPr>
+          <w:sz w:val="24"/>
+          <w:szCs w:val="24"/>
+        </w:rPr>
+        <w:t xml:space="preserve"> Since there were 74k observations, we needed to subset the dataset to use only a 30% random sample (~22k rows) for model training purposes.</w:t>
+      </w:r>
+      <w:r>
+        <w:rPr>
+          <w:sz w:val="24"/>
+          <w:szCs w:val="24"/>
+        </w:rPr>
+        <w:t xml:space="preserve"> </w:t>
+      </w:r>
+    </w:p>
+    <w:p>
+      <w:pPr>
+        <w:pStyle w:val="ListParagraph"/>
+        <w:ind w:left="0"/>
+        <w:rPr>
+          <w:sz w:val="24"/>
+          <w:szCs w:val="24"/>
+        </w:rPr>
+      </w:pPr>
+    </w:p>
+    <w:p>
+      <w:pPr>
+        <w:pStyle w:val="ListParagraph"/>
+        <w:ind w:left="0"/>
+        <w:rPr>
+          <w:sz w:val="24"/>
+          <w:szCs w:val="24"/>
+        </w:rPr>
+      </w:pPr>
+      <w:r>
+        <w:rPr>
+          <w:sz w:val="24"/>
+          <w:szCs w:val="24"/>
+        </w:rPr>
+        <w:t>Once the data was adequately cleaned and sub-sampled, we performed the following steps to filter the features:</w:t>
+      </w:r>
+    </w:p>
+    <w:p>
+      <w:pPr>
+        <w:pStyle w:val="ListParagraph"/>
+        <w:ind w:left="0"/>
+        <w:rPr>
+          <w:sz w:val="24"/>
+          <w:szCs w:val="24"/>
+        </w:rPr>
+      </w:pPr>
+    </w:p>
+    <w:p>
+      <w:pPr>
+        <w:pStyle w:val="ListParagraph"/>
+        <w:numPr>
+          <w:ilvl w:val="0"/>
+          <w:numId w:val="19"/>
+        </w:numPr>
+        <w:rPr>
+          <w:sz w:val="24"/>
+          <w:szCs w:val="24"/>
+        </w:rPr>
+      </w:pPr>
+      <w:r>
+        <w:rPr>
+          <w:b/>
+          <w:bCs/>
+          <w:sz w:val="24"/>
+          <w:szCs w:val="24"/>
+        </w:rPr>
+        <w:t xml:space="preserve">Iterative Univariate feature selection: </w:t>
+      </w:r>
+      <w:r>
+        <w:rPr>
+          <w:sz w:val="24"/>
+          <w:szCs w:val="24"/>
+        </w:rPr>
+        <w:t xml:space="preserve">We built a logistic regression model </w:t>
+      </w:r>
+      <w:r>
+        <w:rPr>
+          <w:sz w:val="24"/>
+          <w:szCs w:val="24"/>
+        </w:rPr>
+        <w:t>using one variable from the feature list as the independent (X) and FoodDesert as the dependent variable (y). Once all the models were built, only the features wherein the model p-value was statistically significant (&lt;0.05) were selected.</w:t>
+      </w:r>
+    </w:p>
+    <w:p>
+      <w:pPr>
+        <w:pStyle w:val="ListParagraph"/>
+        <w:rPr>
+          <w:sz w:val="24"/>
+          <w:szCs w:val="24"/>
+        </w:rPr>
+      </w:pPr>
+    </w:p>
+    <w:p>
+      <w:pPr>
+        <w:pStyle w:val="ListParagraph"/>
+        <w:numPr>
+          <w:ilvl w:val="0"/>
+          <w:numId w:val="19"/>
+        </w:numPr>
+        <w:rPr>
+          <w:sz w:val="24"/>
+          <w:szCs w:val="24"/>
+        </w:rPr>
+      </w:pPr>
+      <w:r>
+        <w:rPr>
+          <w:b/>
+          <w:bCs/>
+          <w:sz w:val="24"/>
+          <w:szCs w:val="24"/>
+        </w:rPr>
+        <w:t>Penalized Lasso regression:</w:t>
+      </w:r>
+      <w:r>
+        <w:rPr>
+          <w:sz w:val="24"/>
+          <w:szCs w:val="24"/>
+        </w:rPr>
+        <w:t xml:space="preserve"> The second step was to perform a lasso penalization on the logit model using all the variables from the previous step. Lasso tends to make the coefficients of the weak variables to zero thereby eliminating them.</w:t>
+      </w:r>
+    </w:p>
+    <w:p>
+      <w:pPr>
+        <w:rPr>
+          <w:sz w:val="24"/>
+          <w:szCs w:val="24"/>
+        </w:rPr>
+      </w:pPr>
+    </w:p>
+    <w:p>
+      <w:pPr>
+        <w:pStyle w:val="ListParagraph"/>
+        <w:rPr>
+          <w:sz w:val="24"/>
+          <w:szCs w:val="24"/>
+        </w:rPr>
+      </w:pPr>
+    </w:p>
+    <w:p>
+      <w:pPr>
+        <w:pStyle w:val="ListParagraph"/>
+        <w:numPr>
+          <w:ilvl w:val="0"/>
+          <w:numId w:val="19"/>
+        </w:numPr>
+        <w:rPr>
+          <w:sz w:val="24"/>
+          <w:szCs w:val="24"/>
+        </w:rPr>
+      </w:pPr>
+      <w:r>
+        <w:rPr>
+          <w:b/>
+          <w:bCs/>
+          <w:sz w:val="24"/>
+          <w:szCs w:val="24"/>
+        </w:rPr>
+        <w:t xml:space="preserve">Iterative feature elimination with </w:t>
+      </w:r>
+      <w:proofErr w:type="spellStart"/>
+      <w:r>
+        <w:rPr>
+          <w:b/>
+          <w:bCs/>
+          <w:sz w:val="24"/>
+          <w:szCs w:val="24"/>
+        </w:rPr>
+        <w:t>vif</w:t>
+      </w:r>
+      <w:proofErr w:type="spellEnd"/>
+      <w:r>
+        <w:rPr>
+          <w:b/>
+          <w:bCs/>
+          <w:sz w:val="24"/>
+          <w:szCs w:val="24"/>
+        </w:rPr>
+        <w:t xml:space="preserve">: </w:t>
+      </w:r>
+      <w:r>
+        <w:rPr>
+          <w:sz w:val="24"/>
+          <w:szCs w:val="24"/>
+        </w:rPr>
+        <w:t xml:space="preserve">The features output from the lasso model were then used to build logit model and the corresponding </w:t>
+      </w:r>
+      <w:proofErr w:type="spellStart"/>
+      <w:r>
+        <w:rPr>
+          <w:sz w:val="24"/>
+          <w:szCs w:val="24"/>
+        </w:rPr>
+        <w:t>vif</w:t>
+      </w:r>
+      <w:proofErr w:type="spellEnd"/>
+      <w:r>
+        <w:rPr>
+          <w:sz w:val="24"/>
+          <w:szCs w:val="24"/>
+        </w:rPr>
+        <w:t xml:space="preserve"> scores of the variables were calculated. The feature with the maximum </w:t>
+      </w:r>
+      <w:proofErr w:type="spellStart"/>
+      <w:r>
+        <w:rPr>
+          <w:sz w:val="24"/>
+          <w:szCs w:val="24"/>
+        </w:rPr>
+        <w:t>vif</w:t>
+      </w:r>
+      <w:proofErr w:type="spellEnd"/>
+      <w:r>
+        <w:rPr>
+          <w:sz w:val="24"/>
+          <w:szCs w:val="24"/>
+        </w:rPr>
+        <w:t xml:space="preserve"> score was removed and this </w:t>
+      </w:r>
+      <w:r>
+        <w:rPr>
+          <w:sz w:val="24"/>
+          <w:szCs w:val="24"/>
+        </w:rPr>
+        <w:t xml:space="preserve">modelling </w:t>
+      </w:r>
+      <w:r>
+        <w:rPr>
+          <w:sz w:val="24"/>
+          <w:szCs w:val="24"/>
+        </w:rPr>
+        <w:t xml:space="preserve">process was repeated until the max </w:t>
+      </w:r>
+      <w:proofErr w:type="spellStart"/>
+      <w:r>
+        <w:rPr>
+          <w:sz w:val="24"/>
+          <w:szCs w:val="24"/>
+        </w:rPr>
+        <w:t>vif</w:t>
+      </w:r>
+      <w:proofErr w:type="spellEnd"/>
+      <w:r>
+        <w:rPr>
+          <w:sz w:val="24"/>
+          <w:szCs w:val="24"/>
+        </w:rPr>
+        <w:t xml:space="preserve"> score was &lt;5.</w:t>
+      </w:r>
+    </w:p>
+    <w:p>
+      <w:pPr>
+        <w:pStyle w:val="ListParagraph"/>
+        <w:rPr>
+          <w:sz w:val="24"/>
+          <w:szCs w:val="24"/>
+        </w:rPr>
+      </w:pPr>
+    </w:p>
+    <w:p>
+      <w:pPr>
+        <w:pStyle w:val="ListParagraph"/>
+        <w:numPr>
+          <w:ilvl w:val="0"/>
+          <w:numId w:val="19"/>
+        </w:numPr>
+        <w:rPr>
+          <w:sz w:val="24"/>
+          <w:szCs w:val="24"/>
+        </w:rPr>
+      </w:pPr>
+      <w:r>
+        <w:rPr>
+          <w:b/>
+          <w:bCs/>
+          <w:sz w:val="24"/>
+          <w:szCs w:val="24"/>
+        </w:rPr>
+        <w:t xml:space="preserve">Iterative feature elimination by p-value: </w:t>
+      </w:r>
+      <w:r>
+        <w:rPr>
+          <w:sz w:val="24"/>
+          <w:szCs w:val="24"/>
+        </w:rPr>
+        <w:t>The final step involved filtering the features by the p-value of the coefficients. Since there were about 100 variables at this stage, we put a stringent threshold for the p-value (&lt;0.01) to make sure only the strongest factors affecting FoodDesert were retained.</w:t>
+      </w:r>
+    </w:p>
+    <w:p>
+      <w:pPr>
+        <w:rPr>
+          <w:sz w:val="24"/>
+          <w:szCs w:val="24"/>
+        </w:rPr>
+      </w:pPr>
+      <w:r>
+        <w:rPr>
+          <w:sz w:val="24"/>
+          <w:szCs w:val="24"/>
+        </w:rPr>
+        <w:t>At the end of the feature selection process, there were a total of 27 variables which were strongly linked to FoodDesert.</w:t>
       </w:r>
     </w:p>
     <w:p/>
     <w:p>
       <w:pPr>
-        <w:rPr>
-          <w:b/>
-          <w:bCs/>
-        </w:rPr>
-      </w:pPr>
-      <w:r>
-        <w:rPr>
-          <w:b/>
-          <w:bCs/>
-        </w:rPr>
+        <w:pStyle w:val="Heading2"/>
+      </w:pPr>
+      <w:r>
         <w:t>Exploratory Data Analysis (EDA)</w:t>
       </w:r>
     </w:p>
@@ -2207,7 +3556,15 @@
         </w:numPr>
       </w:pPr>
       <w:r>
-        <w:t>Our models assume static conditions; longitudinal data could better capture the dynamics of changing neighbourhoods.</w:t>
+        <w:t xml:space="preserve">Our models assume static conditions; longitudinal data could better capture the dynamics of changing </w:t>
+      </w:r>
+      <w:proofErr w:type="spellStart"/>
+      <w:r>
+        <w:t>neighbourhoods</w:t>
+      </w:r>
+      <w:proofErr w:type="spellEnd"/>
+      <w:r>
+        <w:t>.</w:t>
       </w:r>
     </w:p>
     <w:p>
@@ -2243,13 +3600,8 @@
           <w:numId w:val="12"/>
         </w:numPr>
       </w:pPr>
-      <w:proofErr w:type="spellStart"/>
-      <w:r>
-        <w:t>Analyzing</w:t>
-      </w:r>
-      <w:proofErr w:type="spellEnd"/>
-      <w:r>
-        <w:t xml:space="preserve"> </w:t>
+      <w:r>
+        <w:t xml:space="preserve">Analyzing </w:t>
       </w:r>
       <w:r>
         <w:rPr>
@@ -2286,20 +3638,193 @@
     <w:p/>
     <w:p>
       <w:pPr>
-        <w:rPr>
-          <w:b/>
-          <w:bCs/>
-        </w:rPr>
-      </w:pPr>
-      <w:r>
-        <w:rPr>
-          <w:b/>
-          <w:bCs/>
-        </w:rPr>
+        <w:pStyle w:val="Heading2"/>
+      </w:pPr>
+      <w:r>
         <w:t>References</w:t>
       </w:r>
     </w:p>
     <w:p/>
+    <w:p>
+      <w:pPr>
+        <w:rPr>
+          <w:i/>
+          <w:iCs/>
+          <w:sz w:val="24"/>
+          <w:szCs w:val="24"/>
+        </w:rPr>
+      </w:pPr>
+      <w:r>
+        <w:rPr>
+          <w:b/>
+          <w:bCs/>
+          <w:sz w:val="24"/>
+          <w:szCs w:val="24"/>
+        </w:rPr>
+        <w:t>1. Ver Ploeg</w:t>
+      </w:r>
+      <w:r>
+        <w:rPr>
+          <w:b/>
+          <w:bCs/>
+          <w:sz w:val="24"/>
+          <w:szCs w:val="24"/>
+        </w:rPr>
+        <w:t xml:space="preserve"> et al.</w:t>
+      </w:r>
+      <w:r>
+        <w:rPr>
+          <w:b/>
+          <w:bCs/>
+          <w:sz w:val="24"/>
+          <w:szCs w:val="24"/>
+        </w:rPr>
+        <w:t xml:space="preserve"> (2009).</w:t>
+      </w:r>
+      <w:r>
+        <w:rPr>
+          <w:sz w:val="24"/>
+          <w:szCs w:val="24"/>
+        </w:rPr>
+        <w:br/>
+      </w:r>
+      <w:r>
+        <w:rPr>
+          <w:i/>
+          <w:iCs/>
+          <w:sz w:val="24"/>
+          <w:szCs w:val="24"/>
+        </w:rPr>
+        <w:t>Access to affordable and nutritious food: Measuring and understanding food deserts and their consequences: Report to Congress.</w:t>
+      </w:r>
+      <w:r>
+        <w:rPr>
+          <w:sz w:val="24"/>
+          <w:szCs w:val="24"/>
+        </w:rPr>
+        <w:br/>
+        <w:t>U.S. Department of Agriculture, Economic Research Service.</w:t>
+      </w:r>
+      <w:r>
+        <w:rPr>
+          <w:sz w:val="24"/>
+          <w:szCs w:val="24"/>
+        </w:rPr>
+        <w:br/>
+      </w:r>
+      <w:hyperlink r:id="rId16" w:history="1">
+        <w:r>
+          <w:rPr>
+            <w:rStyle w:val="Hyperlink"/>
+            <w:i/>
+            <w:iCs/>
+            <w:sz w:val="24"/>
+            <w:szCs w:val="24"/>
+          </w:rPr>
+          <w:t>https://www.ers.usda.gov/publications/pub-details/?pubid=42729</w:t>
+        </w:r>
+      </w:hyperlink>
+    </w:p>
+    <w:p>
+      <w:pPr>
+        <w:rPr>
+          <w:sz w:val="24"/>
+          <w:szCs w:val="24"/>
+        </w:rPr>
+      </w:pPr>
+      <w:r>
+        <w:rPr>
+          <w:sz w:val="24"/>
+          <w:szCs w:val="24"/>
+        </w:rPr>
+        <w:pict w14:anchorId="764BE318">
+          <v:rect id="_x0000_i1195" style="width:0;height:1.5pt" o:hralign="center" o:hrstd="t" o:hr="t" fillcolor="#a0a0a0" stroked="f"/>
+        </w:pict>
+      </w:r>
+    </w:p>
+    <w:p>
+      <w:pPr>
+        <w:rPr>
+          <w:sz w:val="24"/>
+          <w:szCs w:val="24"/>
+        </w:rPr>
+      </w:pPr>
+      <w:r>
+        <w:rPr>
+          <w:b/>
+          <w:bCs/>
+          <w:sz w:val="24"/>
+          <w:szCs w:val="24"/>
+        </w:rPr>
+        <w:t>2. Walker, R. E., Keane, C. R., &amp; Burke, J. G. (2010).</w:t>
+      </w:r>
+      <w:r>
+        <w:rPr>
+          <w:sz w:val="24"/>
+          <w:szCs w:val="24"/>
+        </w:rPr>
+        <w:br/>
+        <w:t xml:space="preserve">Disparities and access to healthy food in the United States: A review of food deserts literature. </w:t>
+      </w:r>
+      <w:r>
+        <w:rPr>
+          <w:i/>
+          <w:iCs/>
+          <w:sz w:val="24"/>
+          <w:szCs w:val="24"/>
+        </w:rPr>
+        <w:t>Health &amp; Place, 16</w:t>
+      </w:r>
+      <w:r>
+        <w:rPr>
+          <w:sz w:val="24"/>
+          <w:szCs w:val="24"/>
+        </w:rPr>
+        <w:t>(5), 876–884.</w:t>
+      </w:r>
+      <w:r>
+        <w:rPr>
+          <w:sz w:val="24"/>
+          <w:szCs w:val="24"/>
+        </w:rPr>
+        <w:br/>
+      </w:r>
+      <w:hyperlink r:id="rId17" w:history="1">
+        <w:r>
+          <w:rPr>
+            <w:rStyle w:val="Hyperlink"/>
+            <w:sz w:val="24"/>
+            <w:szCs w:val="24"/>
+          </w:rPr>
+          <w:t>https://doi.org/10.1016/j.healthplace.2010.04.013</w:t>
+        </w:r>
+      </w:hyperlink>
+    </w:p>
+    <w:p>
+      <w:pPr>
+        <w:rPr>
+          <w:sz w:val="24"/>
+          <w:szCs w:val="24"/>
+        </w:rPr>
+      </w:pPr>
+      <w:r>
+        <w:rPr>
+          <w:sz w:val="24"/>
+          <w:szCs w:val="24"/>
+        </w:rPr>
+        <w:pict w14:anchorId="58541551">
+          <v:rect id="_x0000_i1193" style="width:0;height:1.5pt" o:hralign="center" o:hrstd="t" o:hr="t" fillcolor="#a0a0a0" stroked="f"/>
+        </w:pict>
+      </w:r>
+    </w:p>
+    <w:p>
+      <w:pPr>
+        <w:rPr>
+          <w:sz w:val="24"/>
+          <w:szCs w:val="24"/>
+        </w:rPr>
+      </w:pPr>
+    </w:p>
     <w:sectPr>
       <w:pgSz w:w="11906" w:h="16838"/>
       <w:pgMar w:top="1440" w:right="1440" w:bottom="1440" w:left="1440" w:header="708" w:footer="708" w:gutter="0"/>
@@ -3060,7 +4585,7 @@
   <w:abstractNum w:abstractNumId="5" w15:restartNumberingAfterBreak="0">
     <w:nsid w:val="13445CAB"/>
     <w:multiLevelType w:val="multilevel"/>
-    <w:tmpl w:val="B682494A"/>
+    <w:tmpl w:val="1F36B928"/>
     <w:lvl w:ilvl="0">
       <w:start w:val="1"/>
       <w:numFmt w:val="decimal"/>
@@ -3072,6 +4597,9 @@
         </w:tabs>
         <w:ind w:left="720" w:hanging="360"/>
       </w:pPr>
+      <w:rPr>
+        <w:rFonts w:asciiTheme="minorHAnsi" w:eastAsiaTheme="minorHAnsi" w:hAnsiTheme="minorHAnsi" w:cstheme="minorBidi"/>
+      </w:rPr>
     </w:lvl>
     <w:lvl w:ilvl="1" w:tentative="1">
       <w:start w:val="1"/>
@@ -3171,6 +4699,127 @@
     </w:lvl>
   </w:abstractNum>
   <w:abstractNum w:abstractNumId="6" w15:restartNumberingAfterBreak="0">
+    <w:nsid w:val="16F73870"/>
+    <w:multiLevelType w:val="multilevel"/>
+    <w:tmpl w:val="BC6AC5AA"/>
+    <w:lvl w:ilvl="0">
+      <w:start w:val="1"/>
+      <w:numFmt w:val="decimal"/>
+      <w:lvlText w:val="%1."/>
+      <w:lvlJc w:val="left"/>
+      <w:pPr>
+        <w:tabs>
+          <w:tab w:val="num" w:pos="720"/>
+        </w:tabs>
+        <w:ind w:left="720" w:hanging="360"/>
+      </w:pPr>
+    </w:lvl>
+    <w:lvl w:ilvl="1">
+      <w:start w:val="1"/>
+      <w:numFmt w:val="bullet"/>
+      <w:lvlText w:val="o"/>
+      <w:lvlJc w:val="left"/>
+      <w:pPr>
+        <w:tabs>
+          <w:tab w:val="num" w:pos="1440"/>
+        </w:tabs>
+        <w:ind w:left="1440" w:hanging="360"/>
+      </w:pPr>
+      <w:rPr>
+        <w:rFonts w:ascii="Courier New" w:hAnsi="Courier New" w:hint="default"/>
+        <w:sz w:val="20"/>
+      </w:rPr>
+    </w:lvl>
+    <w:lvl w:ilvl="2">
+      <w:start w:val="1"/>
+      <w:numFmt w:val="bullet"/>
+      <w:lvlText w:val=""/>
+      <w:lvlJc w:val="left"/>
+      <w:pPr>
+        <w:tabs>
+          <w:tab w:val="num" w:pos="2160"/>
+        </w:tabs>
+        <w:ind w:left="2160" w:hanging="360"/>
+      </w:pPr>
+      <w:rPr>
+        <w:rFonts w:ascii="Wingdings" w:hAnsi="Wingdings" w:hint="default"/>
+        <w:sz w:val="20"/>
+      </w:rPr>
+    </w:lvl>
+    <w:lvl w:ilvl="3" w:tentative="1">
+      <w:start w:val="1"/>
+      <w:numFmt w:val="decimal"/>
+      <w:lvlText w:val="%4."/>
+      <w:lvlJc w:val="left"/>
+      <w:pPr>
+        <w:tabs>
+          <w:tab w:val="num" w:pos="2880"/>
+        </w:tabs>
+        <w:ind w:left="2880" w:hanging="360"/>
+      </w:pPr>
+    </w:lvl>
+    <w:lvl w:ilvl="4" w:tentative="1">
+      <w:start w:val="1"/>
+      <w:numFmt w:val="decimal"/>
+      <w:lvlText w:val="%5."/>
+      <w:lvlJc w:val="left"/>
+      <w:pPr>
+        <w:tabs>
+          <w:tab w:val="num" w:pos="3600"/>
+        </w:tabs>
+        <w:ind w:left="3600" w:hanging="360"/>
+      </w:pPr>
+    </w:lvl>
+    <w:lvl w:ilvl="5" w:tentative="1">
+      <w:start w:val="1"/>
+      <w:numFmt w:val="decimal"/>
+      <w:lvlText w:val="%6."/>
+      <w:lvlJc w:val="left"/>
+      <w:pPr>
+        <w:tabs>
+          <w:tab w:val="num" w:pos="4320"/>
+        </w:tabs>
+        <w:ind w:left="4320" w:hanging="360"/>
+      </w:pPr>
+    </w:lvl>
+    <w:lvl w:ilvl="6" w:tentative="1">
+      <w:start w:val="1"/>
+      <w:numFmt w:val="decimal"/>
+      <w:lvlText w:val="%7."/>
+      <w:lvlJc w:val="left"/>
+      <w:pPr>
+        <w:tabs>
+          <w:tab w:val="num" w:pos="5040"/>
+        </w:tabs>
+        <w:ind w:left="5040" w:hanging="360"/>
+      </w:pPr>
+    </w:lvl>
+    <w:lvl w:ilvl="7" w:tentative="1">
+      <w:start w:val="1"/>
+      <w:numFmt w:val="decimal"/>
+      <w:lvlText w:val="%8."/>
+      <w:lvlJc w:val="left"/>
+      <w:pPr>
+        <w:tabs>
+          <w:tab w:val="num" w:pos="5760"/>
+        </w:tabs>
+        <w:ind w:left="5760" w:hanging="360"/>
+      </w:pPr>
+    </w:lvl>
+    <w:lvl w:ilvl="8" w:tentative="1">
+      <w:start w:val="1"/>
+      <w:numFmt w:val="decimal"/>
+      <w:lvlText w:val="%9."/>
+      <w:lvlJc w:val="left"/>
+      <w:pPr>
+        <w:tabs>
+          <w:tab w:val="num" w:pos="6480"/>
+        </w:tabs>
+        <w:ind w:left="6480" w:hanging="360"/>
+      </w:pPr>
+    </w:lvl>
+  </w:abstractNum>
+  <w:abstractNum w:abstractNumId="7" w15:restartNumberingAfterBreak="0">
     <w:nsid w:val="1B3F035B"/>
     <w:multiLevelType w:val="multilevel"/>
     <w:tmpl w:val="AE0C90EC"/>
@@ -3319,7 +4968,96 @@
       </w:rPr>
     </w:lvl>
   </w:abstractNum>
-  <w:abstractNum w:abstractNumId="7" w15:restartNumberingAfterBreak="0">
+  <w:abstractNum w:abstractNumId="8" w15:restartNumberingAfterBreak="0">
+    <w:nsid w:val="1DB26260"/>
+    <w:multiLevelType w:val="hybridMultilevel"/>
+    <w:tmpl w:val="E6420976"/>
+    <w:lvl w:ilvl="0" w:tplc="4009000F">
+      <w:start w:val="1"/>
+      <w:numFmt w:val="decimal"/>
+      <w:lvlText w:val="%1."/>
+      <w:lvlJc w:val="left"/>
+      <w:pPr>
+        <w:ind w:left="720" w:hanging="360"/>
+      </w:pPr>
+      <w:rPr>
+        <w:rFonts w:hint="default"/>
+      </w:rPr>
+    </w:lvl>
+    <w:lvl w:ilvl="1" w:tplc="40090019" w:tentative="1">
+      <w:start w:val="1"/>
+      <w:numFmt w:val="lowerLetter"/>
+      <w:lvlText w:val="%2."/>
+      <w:lvlJc w:val="left"/>
+      <w:pPr>
+        <w:ind w:left="1440" w:hanging="360"/>
+      </w:pPr>
+    </w:lvl>
+    <w:lvl w:ilvl="2" w:tplc="4009001B" w:tentative="1">
+      <w:start w:val="1"/>
+      <w:numFmt w:val="lowerRoman"/>
+      <w:lvlText w:val="%3."/>
+      <w:lvlJc w:val="right"/>
+      <w:pPr>
+        <w:ind w:left="2160" w:hanging="180"/>
+      </w:pPr>
+    </w:lvl>
+    <w:lvl w:ilvl="3" w:tplc="4009000F" w:tentative="1">
+      <w:start w:val="1"/>
+      <w:numFmt w:val="decimal"/>
+      <w:lvlText w:val="%4."/>
+      <w:lvlJc w:val="left"/>
+      <w:pPr>
+        <w:ind w:left="2880" w:hanging="360"/>
+      </w:pPr>
+    </w:lvl>
+    <w:lvl w:ilvl="4" w:tplc="40090019" w:tentative="1">
+      <w:start w:val="1"/>
+      <w:numFmt w:val="lowerLetter"/>
+      <w:lvlText w:val="%5."/>
+      <w:lvlJc w:val="left"/>
+      <w:pPr>
+        <w:ind w:left="3600" w:hanging="360"/>
+      </w:pPr>
+    </w:lvl>
+    <w:lvl w:ilvl="5" w:tplc="4009001B" w:tentative="1">
+      <w:start w:val="1"/>
+      <w:numFmt w:val="lowerRoman"/>
+      <w:lvlText w:val="%6."/>
+      <w:lvlJc w:val="right"/>
+      <w:pPr>
+        <w:ind w:left="4320" w:hanging="180"/>
+      </w:pPr>
+    </w:lvl>
+    <w:lvl w:ilvl="6" w:tplc="4009000F" w:tentative="1">
+      <w:start w:val="1"/>
+      <w:numFmt w:val="decimal"/>
+      <w:lvlText w:val="%7."/>
+      <w:lvlJc w:val="left"/>
+      <w:pPr>
+        <w:ind w:left="5040" w:hanging="360"/>
+      </w:pPr>
+    </w:lvl>
+    <w:lvl w:ilvl="7" w:tplc="40090019" w:tentative="1">
+      <w:start w:val="1"/>
+      <w:numFmt w:val="lowerLetter"/>
+      <w:lvlText w:val="%8."/>
+      <w:lvlJc w:val="left"/>
+      <w:pPr>
+        <w:ind w:left="5760" w:hanging="360"/>
+      </w:pPr>
+    </w:lvl>
+    <w:lvl w:ilvl="8" w:tplc="4009001B" w:tentative="1">
+      <w:start w:val="1"/>
+      <w:numFmt w:val="lowerRoman"/>
+      <w:lvlText w:val="%9."/>
+      <w:lvlJc w:val="right"/>
+      <w:pPr>
+        <w:ind w:left="6480" w:hanging="180"/>
+      </w:pPr>
+    </w:lvl>
+  </w:abstractNum>
+  <w:abstractNum w:abstractNumId="9" w15:restartNumberingAfterBreak="0">
     <w:nsid w:val="1F6F0DFC"/>
     <w:multiLevelType w:val="multilevel"/>
     <w:tmpl w:val="7F0C64A8"/>
@@ -3468,7 +5206,185 @@
       </w:rPr>
     </w:lvl>
   </w:abstractNum>
-  <w:abstractNum w:abstractNumId="8" w15:restartNumberingAfterBreak="0">
+  <w:abstractNum w:abstractNumId="10" w15:restartNumberingAfterBreak="0">
+    <w:nsid w:val="1FF83184"/>
+    <w:multiLevelType w:val="hybridMultilevel"/>
+    <w:tmpl w:val="5D32AC4A"/>
+    <w:lvl w:ilvl="0" w:tplc="4009000F">
+      <w:start w:val="1"/>
+      <w:numFmt w:val="decimal"/>
+      <w:lvlText w:val="%1."/>
+      <w:lvlJc w:val="left"/>
+      <w:pPr>
+        <w:ind w:left="720" w:hanging="360"/>
+      </w:pPr>
+      <w:rPr>
+        <w:rFonts w:hint="default"/>
+      </w:rPr>
+    </w:lvl>
+    <w:lvl w:ilvl="1" w:tplc="40090019" w:tentative="1">
+      <w:start w:val="1"/>
+      <w:numFmt w:val="lowerLetter"/>
+      <w:lvlText w:val="%2."/>
+      <w:lvlJc w:val="left"/>
+      <w:pPr>
+        <w:ind w:left="1440" w:hanging="360"/>
+      </w:pPr>
+    </w:lvl>
+    <w:lvl w:ilvl="2" w:tplc="4009001B" w:tentative="1">
+      <w:start w:val="1"/>
+      <w:numFmt w:val="lowerRoman"/>
+      <w:lvlText w:val="%3."/>
+      <w:lvlJc w:val="right"/>
+      <w:pPr>
+        <w:ind w:left="2160" w:hanging="180"/>
+      </w:pPr>
+    </w:lvl>
+    <w:lvl w:ilvl="3" w:tplc="4009000F" w:tentative="1">
+      <w:start w:val="1"/>
+      <w:numFmt w:val="decimal"/>
+      <w:lvlText w:val="%4."/>
+      <w:lvlJc w:val="left"/>
+      <w:pPr>
+        <w:ind w:left="2880" w:hanging="360"/>
+      </w:pPr>
+    </w:lvl>
+    <w:lvl w:ilvl="4" w:tplc="40090019" w:tentative="1">
+      <w:start w:val="1"/>
+      <w:numFmt w:val="lowerLetter"/>
+      <w:lvlText w:val="%5."/>
+      <w:lvlJc w:val="left"/>
+      <w:pPr>
+        <w:ind w:left="3600" w:hanging="360"/>
+      </w:pPr>
+    </w:lvl>
+    <w:lvl w:ilvl="5" w:tplc="4009001B" w:tentative="1">
+      <w:start w:val="1"/>
+      <w:numFmt w:val="lowerRoman"/>
+      <w:lvlText w:val="%6."/>
+      <w:lvlJc w:val="right"/>
+      <w:pPr>
+        <w:ind w:left="4320" w:hanging="180"/>
+      </w:pPr>
+    </w:lvl>
+    <w:lvl w:ilvl="6" w:tplc="4009000F" w:tentative="1">
+      <w:start w:val="1"/>
+      <w:numFmt w:val="decimal"/>
+      <w:lvlText w:val="%7."/>
+      <w:lvlJc w:val="left"/>
+      <w:pPr>
+        <w:ind w:left="5040" w:hanging="360"/>
+      </w:pPr>
+    </w:lvl>
+    <w:lvl w:ilvl="7" w:tplc="40090019" w:tentative="1">
+      <w:start w:val="1"/>
+      <w:numFmt w:val="lowerLetter"/>
+      <w:lvlText w:val="%8."/>
+      <w:lvlJc w:val="left"/>
+      <w:pPr>
+        <w:ind w:left="5760" w:hanging="360"/>
+      </w:pPr>
+    </w:lvl>
+    <w:lvl w:ilvl="8" w:tplc="4009001B" w:tentative="1">
+      <w:start w:val="1"/>
+      <w:numFmt w:val="lowerRoman"/>
+      <w:lvlText w:val="%9."/>
+      <w:lvlJc w:val="right"/>
+      <w:pPr>
+        <w:ind w:left="6480" w:hanging="180"/>
+      </w:pPr>
+    </w:lvl>
+  </w:abstractNum>
+  <w:abstractNum w:abstractNumId="11" w15:restartNumberingAfterBreak="0">
+    <w:nsid w:val="201D3BB8"/>
+    <w:multiLevelType w:val="hybridMultilevel"/>
+    <w:tmpl w:val="C37858C6"/>
+    <w:lvl w:ilvl="0" w:tplc="4009000F">
+      <w:start w:val="1"/>
+      <w:numFmt w:val="decimal"/>
+      <w:lvlText w:val="%1."/>
+      <w:lvlJc w:val="left"/>
+      <w:pPr>
+        <w:ind w:left="720" w:hanging="360"/>
+      </w:pPr>
+      <w:rPr>
+        <w:rFonts w:hint="default"/>
+      </w:rPr>
+    </w:lvl>
+    <w:lvl w:ilvl="1" w:tplc="40090019" w:tentative="1">
+      <w:start w:val="1"/>
+      <w:numFmt w:val="lowerLetter"/>
+      <w:lvlText w:val="%2."/>
+      <w:lvlJc w:val="left"/>
+      <w:pPr>
+        <w:ind w:left="1440" w:hanging="360"/>
+      </w:pPr>
+    </w:lvl>
+    <w:lvl w:ilvl="2" w:tplc="4009001B" w:tentative="1">
+      <w:start w:val="1"/>
+      <w:numFmt w:val="lowerRoman"/>
+      <w:lvlText w:val="%3."/>
+      <w:lvlJc w:val="right"/>
+      <w:pPr>
+        <w:ind w:left="2160" w:hanging="180"/>
+      </w:pPr>
+    </w:lvl>
+    <w:lvl w:ilvl="3" w:tplc="4009000F" w:tentative="1">
+      <w:start w:val="1"/>
+      <w:numFmt w:val="decimal"/>
+      <w:lvlText w:val="%4."/>
+      <w:lvlJc w:val="left"/>
+      <w:pPr>
+        <w:ind w:left="2880" w:hanging="360"/>
+      </w:pPr>
+    </w:lvl>
+    <w:lvl w:ilvl="4" w:tplc="40090019" w:tentative="1">
+      <w:start w:val="1"/>
+      <w:numFmt w:val="lowerLetter"/>
+      <w:lvlText w:val="%5."/>
+      <w:lvlJc w:val="left"/>
+      <w:pPr>
+        <w:ind w:left="3600" w:hanging="360"/>
+      </w:pPr>
+    </w:lvl>
+    <w:lvl w:ilvl="5" w:tplc="4009001B" w:tentative="1">
+      <w:start w:val="1"/>
+      <w:numFmt w:val="lowerRoman"/>
+      <w:lvlText w:val="%6."/>
+      <w:lvlJc w:val="right"/>
+      <w:pPr>
+        <w:ind w:left="4320" w:hanging="180"/>
+      </w:pPr>
+    </w:lvl>
+    <w:lvl w:ilvl="6" w:tplc="4009000F" w:tentative="1">
+      <w:start w:val="1"/>
+      <w:numFmt w:val="decimal"/>
+      <w:lvlText w:val="%7."/>
+      <w:lvlJc w:val="left"/>
+      <w:pPr>
+        <w:ind w:left="5040" w:hanging="360"/>
+      </w:pPr>
+    </w:lvl>
+    <w:lvl w:ilvl="7" w:tplc="40090019" w:tentative="1">
+      <w:start w:val="1"/>
+      <w:numFmt w:val="lowerLetter"/>
+      <w:lvlText w:val="%8."/>
+      <w:lvlJc w:val="left"/>
+      <w:pPr>
+        <w:ind w:left="5760" w:hanging="360"/>
+      </w:pPr>
+    </w:lvl>
+    <w:lvl w:ilvl="8" w:tplc="4009001B" w:tentative="1">
+      <w:start w:val="1"/>
+      <w:numFmt w:val="lowerRoman"/>
+      <w:lvlText w:val="%9."/>
+      <w:lvlJc w:val="right"/>
+      <w:pPr>
+        <w:ind w:left="6480" w:hanging="180"/>
+      </w:pPr>
+    </w:lvl>
+  </w:abstractNum>
+  <w:abstractNum w:abstractNumId="12" w15:restartNumberingAfterBreak="0">
     <w:nsid w:val="3962213D"/>
     <w:multiLevelType w:val="multilevel"/>
     <w:tmpl w:val="D3AC1C98"/>
@@ -3617,7 +5533,7 @@
       </w:rPr>
     </w:lvl>
   </w:abstractNum>
-  <w:abstractNum w:abstractNumId="9" w15:restartNumberingAfterBreak="0">
+  <w:abstractNum w:abstractNumId="13" w15:restartNumberingAfterBreak="0">
     <w:nsid w:val="3B810EC4"/>
     <w:multiLevelType w:val="multilevel"/>
     <w:tmpl w:val="400A3F72"/>
@@ -3766,7 +5682,7 @@
       </w:rPr>
     </w:lvl>
   </w:abstractNum>
-  <w:abstractNum w:abstractNumId="10" w15:restartNumberingAfterBreak="0">
+  <w:abstractNum w:abstractNumId="14" w15:restartNumberingAfterBreak="0">
     <w:nsid w:val="460456B1"/>
     <w:multiLevelType w:val="multilevel"/>
     <w:tmpl w:val="31BAF426"/>
@@ -3915,7 +5831,209 @@
       </w:rPr>
     </w:lvl>
   </w:abstractNum>
-  <w:abstractNum w:abstractNumId="11" w15:restartNumberingAfterBreak="0">
+  <w:abstractNum w:abstractNumId="15" w15:restartNumberingAfterBreak="0">
+    <w:nsid w:val="539376CA"/>
+    <w:multiLevelType w:val="hybridMultilevel"/>
+    <w:tmpl w:val="EE5CC462"/>
+    <w:lvl w:ilvl="0" w:tplc="4009000F">
+      <w:start w:val="1"/>
+      <w:numFmt w:val="decimal"/>
+      <w:lvlText w:val="%1."/>
+      <w:lvlJc w:val="left"/>
+      <w:pPr>
+        <w:ind w:left="720" w:hanging="360"/>
+      </w:pPr>
+      <w:rPr>
+        <w:rFonts w:hint="default"/>
+      </w:rPr>
+    </w:lvl>
+    <w:lvl w:ilvl="1" w:tplc="40090019" w:tentative="1">
+      <w:start w:val="1"/>
+      <w:numFmt w:val="lowerLetter"/>
+      <w:lvlText w:val="%2."/>
+      <w:lvlJc w:val="left"/>
+      <w:pPr>
+        <w:ind w:left="1440" w:hanging="360"/>
+      </w:pPr>
+    </w:lvl>
+    <w:lvl w:ilvl="2" w:tplc="4009001B" w:tentative="1">
+      <w:start w:val="1"/>
+      <w:numFmt w:val="lowerRoman"/>
+      <w:lvlText w:val="%3."/>
+      <w:lvlJc w:val="right"/>
+      <w:pPr>
+        <w:ind w:left="2160" w:hanging="180"/>
+      </w:pPr>
+    </w:lvl>
+    <w:lvl w:ilvl="3" w:tplc="4009000F" w:tentative="1">
+      <w:start w:val="1"/>
+      <w:numFmt w:val="decimal"/>
+      <w:lvlText w:val="%4."/>
+      <w:lvlJc w:val="left"/>
+      <w:pPr>
+        <w:ind w:left="2880" w:hanging="360"/>
+      </w:pPr>
+    </w:lvl>
+    <w:lvl w:ilvl="4" w:tplc="40090019" w:tentative="1">
+      <w:start w:val="1"/>
+      <w:numFmt w:val="lowerLetter"/>
+      <w:lvlText w:val="%5."/>
+      <w:lvlJc w:val="left"/>
+      <w:pPr>
+        <w:ind w:left="3600" w:hanging="360"/>
+      </w:pPr>
+    </w:lvl>
+    <w:lvl w:ilvl="5" w:tplc="4009001B" w:tentative="1">
+      <w:start w:val="1"/>
+      <w:numFmt w:val="lowerRoman"/>
+      <w:lvlText w:val="%6."/>
+      <w:lvlJc w:val="right"/>
+      <w:pPr>
+        <w:ind w:left="4320" w:hanging="180"/>
+      </w:pPr>
+    </w:lvl>
+    <w:lvl w:ilvl="6" w:tplc="4009000F" w:tentative="1">
+      <w:start w:val="1"/>
+      <w:numFmt w:val="decimal"/>
+      <w:lvlText w:val="%7."/>
+      <w:lvlJc w:val="left"/>
+      <w:pPr>
+        <w:ind w:left="5040" w:hanging="360"/>
+      </w:pPr>
+    </w:lvl>
+    <w:lvl w:ilvl="7" w:tplc="40090019" w:tentative="1">
+      <w:start w:val="1"/>
+      <w:numFmt w:val="lowerLetter"/>
+      <w:lvlText w:val="%8."/>
+      <w:lvlJc w:val="left"/>
+      <w:pPr>
+        <w:ind w:left="5760" w:hanging="360"/>
+      </w:pPr>
+    </w:lvl>
+    <w:lvl w:ilvl="8" w:tplc="4009001B" w:tentative="1">
+      <w:start w:val="1"/>
+      <w:numFmt w:val="lowerRoman"/>
+      <w:lvlText w:val="%9."/>
+      <w:lvlJc w:val="right"/>
+      <w:pPr>
+        <w:ind w:left="6480" w:hanging="180"/>
+      </w:pPr>
+    </w:lvl>
+  </w:abstractNum>
+  <w:abstractNum w:abstractNumId="16" w15:restartNumberingAfterBreak="0">
+    <w:nsid w:val="573F60D0"/>
+    <w:multiLevelType w:val="hybridMultilevel"/>
+    <w:tmpl w:val="A81A6484"/>
+    <w:lvl w:ilvl="0" w:tplc="40090001">
+      <w:start w:val="1"/>
+      <w:numFmt w:val="bullet"/>
+      <w:lvlText w:val=""/>
+      <w:lvlJc w:val="left"/>
+      <w:pPr>
+        <w:ind w:left="720" w:hanging="360"/>
+      </w:pPr>
+      <w:rPr>
+        <w:rFonts w:ascii="Symbol" w:hAnsi="Symbol" w:hint="default"/>
+      </w:rPr>
+    </w:lvl>
+    <w:lvl w:ilvl="1" w:tplc="40090003">
+      <w:start w:val="1"/>
+      <w:numFmt w:val="bullet"/>
+      <w:lvlText w:val="o"/>
+      <w:lvlJc w:val="left"/>
+      <w:pPr>
+        <w:ind w:left="1440" w:hanging="360"/>
+      </w:pPr>
+      <w:rPr>
+        <w:rFonts w:ascii="Courier New" w:hAnsi="Courier New" w:cs="Courier New" w:hint="default"/>
+      </w:rPr>
+    </w:lvl>
+    <w:lvl w:ilvl="2" w:tplc="40090005">
+      <w:start w:val="1"/>
+      <w:numFmt w:val="bullet"/>
+      <w:lvlText w:val=""/>
+      <w:lvlJc w:val="left"/>
+      <w:pPr>
+        <w:ind w:left="2160" w:hanging="360"/>
+      </w:pPr>
+      <w:rPr>
+        <w:rFonts w:ascii="Wingdings" w:hAnsi="Wingdings" w:hint="default"/>
+      </w:rPr>
+    </w:lvl>
+    <w:lvl w:ilvl="3" w:tplc="40090001" w:tentative="1">
+      <w:start w:val="1"/>
+      <w:numFmt w:val="bullet"/>
+      <w:lvlText w:val=""/>
+      <w:lvlJc w:val="left"/>
+      <w:pPr>
+        <w:ind w:left="2880" w:hanging="360"/>
+      </w:pPr>
+      <w:rPr>
+        <w:rFonts w:ascii="Symbol" w:hAnsi="Symbol" w:hint="default"/>
+      </w:rPr>
+    </w:lvl>
+    <w:lvl w:ilvl="4" w:tplc="40090003" w:tentative="1">
+      <w:start w:val="1"/>
+      <w:numFmt w:val="bullet"/>
+      <w:lvlText w:val="o"/>
+      <w:lvlJc w:val="left"/>
+      <w:pPr>
+        <w:ind w:left="3600" w:hanging="360"/>
+      </w:pPr>
+      <w:rPr>
+        <w:rFonts w:ascii="Courier New" w:hAnsi="Courier New" w:cs="Courier New" w:hint="default"/>
+      </w:rPr>
+    </w:lvl>
+    <w:lvl w:ilvl="5" w:tplc="40090005" w:tentative="1">
+      <w:start w:val="1"/>
+      <w:numFmt w:val="bullet"/>
+      <w:lvlText w:val=""/>
+      <w:lvlJc w:val="left"/>
+      <w:pPr>
+        <w:ind w:left="4320" w:hanging="360"/>
+      </w:pPr>
+      <w:rPr>
+        <w:rFonts w:ascii="Wingdings" w:hAnsi="Wingdings" w:hint="default"/>
+      </w:rPr>
+    </w:lvl>
+    <w:lvl w:ilvl="6" w:tplc="40090001" w:tentative="1">
+      <w:start w:val="1"/>
+      <w:numFmt w:val="bullet"/>
+      <w:lvlText w:val=""/>
+      <w:lvlJc w:val="left"/>
+      <w:pPr>
+        <w:ind w:left="5040" w:hanging="360"/>
+      </w:pPr>
+      <w:rPr>
+        <w:rFonts w:ascii="Symbol" w:hAnsi="Symbol" w:hint="default"/>
+      </w:rPr>
+    </w:lvl>
+    <w:lvl w:ilvl="7" w:tplc="40090003" w:tentative="1">
+      <w:start w:val="1"/>
+      <w:numFmt w:val="bullet"/>
+      <w:lvlText w:val="o"/>
+      <w:lvlJc w:val="left"/>
+      <w:pPr>
+        <w:ind w:left="5760" w:hanging="360"/>
+      </w:pPr>
+      <w:rPr>
+        <w:rFonts w:ascii="Courier New" w:hAnsi="Courier New" w:cs="Courier New" w:hint="default"/>
+      </w:rPr>
+    </w:lvl>
+    <w:lvl w:ilvl="8" w:tplc="40090005" w:tentative="1">
+      <w:start w:val="1"/>
+      <w:numFmt w:val="bullet"/>
+      <w:lvlText w:val=""/>
+      <w:lvlJc w:val="left"/>
+      <w:pPr>
+        <w:ind w:left="6480" w:hanging="360"/>
+      </w:pPr>
+      <w:rPr>
+        <w:rFonts w:ascii="Wingdings" w:hAnsi="Wingdings" w:hint="default"/>
+      </w:rPr>
+    </w:lvl>
+  </w:abstractNum>
+  <w:abstractNum w:abstractNumId="17" w15:restartNumberingAfterBreak="0">
     <w:nsid w:val="57AD4F42"/>
     <w:multiLevelType w:val="multilevel"/>
     <w:tmpl w:val="AC1C5E2E"/>
@@ -4028,7 +6146,7 @@
       </w:pPr>
     </w:lvl>
   </w:abstractNum>
-  <w:abstractNum w:abstractNumId="12" w15:restartNumberingAfterBreak="0">
+  <w:abstractNum w:abstractNumId="18" w15:restartNumberingAfterBreak="0">
     <w:nsid w:val="64FD789F"/>
     <w:multiLevelType w:val="multilevel"/>
     <w:tmpl w:val="7F7E8FF8"/>
@@ -4181,13 +6299,13 @@
     <w:abstractNumId w:val="5"/>
   </w:num>
   <w:num w:numId="2" w16cid:durableId="1009605754">
-    <w:abstractNumId w:val="9"/>
+    <w:abstractNumId w:val="13"/>
   </w:num>
   <w:num w:numId="3" w16cid:durableId="315884700">
     <w:abstractNumId w:val="1"/>
   </w:num>
   <w:num w:numId="4" w16cid:durableId="413820591">
-    <w:abstractNumId w:val="6"/>
+    <w:abstractNumId w:val="7"/>
   </w:num>
   <w:num w:numId="5" w16cid:durableId="1203135514">
     <w:abstractNumId w:val="3"/>
@@ -4196,16 +6314,16 @@
     <w:abstractNumId w:val="2"/>
   </w:num>
   <w:num w:numId="7" w16cid:durableId="955985901">
-    <w:abstractNumId w:val="11"/>
+    <w:abstractNumId w:val="17"/>
   </w:num>
   <w:num w:numId="8" w16cid:durableId="1464883724">
-    <w:abstractNumId w:val="12"/>
+    <w:abstractNumId w:val="18"/>
   </w:num>
   <w:num w:numId="9" w16cid:durableId="1512681">
-    <w:abstractNumId w:val="10"/>
+    <w:abstractNumId w:val="14"/>
   </w:num>
   <w:num w:numId="10" w16cid:durableId="678311989">
-    <w:abstractNumId w:val="8"/>
+    <w:abstractNumId w:val="12"/>
   </w:num>
   <w:num w:numId="11" w16cid:durableId="2705992">
     <w:abstractNumId w:val="4"/>
@@ -4214,7 +6332,25 @@
     <w:abstractNumId w:val="0"/>
   </w:num>
   <w:num w:numId="13" w16cid:durableId="220873469">
-    <w:abstractNumId w:val="7"/>
+    <w:abstractNumId w:val="9"/>
+  </w:num>
+  <w:num w:numId="14" w16cid:durableId="879249358">
+    <w:abstractNumId w:val="8"/>
+  </w:num>
+  <w:num w:numId="15" w16cid:durableId="628513845">
+    <w:abstractNumId w:val="10"/>
+  </w:num>
+  <w:num w:numId="16" w16cid:durableId="1266032986">
+    <w:abstractNumId w:val="6"/>
+  </w:num>
+  <w:num w:numId="17" w16cid:durableId="124858406">
+    <w:abstractNumId w:val="16"/>
+  </w:num>
+  <w:num w:numId="18" w16cid:durableId="1302033528">
+    <w:abstractNumId w:val="11"/>
+  </w:num>
+  <w:num w:numId="19" w16cid:durableId="1591429814">
+    <w:abstractNumId w:val="15"/>
   </w:num>
 </w:numbering>
 </file>
@@ -4619,6 +6755,9 @@
   <w:style w:type="paragraph" w:default="1" w:styleId="Normal">
     <w:name w:val="Normal"/>
     <w:qFormat/>
+    <w:rPr>
+      <w:lang w:val="en-US"/>
+    </w:rPr>
   </w:style>
   <w:style w:type="paragraph" w:styleId="Heading1">
     <w:name w:val="heading 1"/>
@@ -4647,7 +6786,6 @@
     <w:next w:val="Normal"/>
     <w:link w:val="Heading2Char"/>
     <w:uiPriority w:val="9"/>
-    <w:semiHidden/>
     <w:unhideWhenUsed/>
     <w:qFormat/>
     <w:rsid w:val="00DA5490"/>
@@ -4863,7 +7001,6 @@
     <w:basedOn w:val="DefaultParagraphFont"/>
     <w:link w:val="Heading2"/>
     <w:uiPriority w:val="9"/>
-    <w:semiHidden/>
     <w:rsid w:val="00DA5490"/>
     <w:rPr>
       <w:rFonts w:asciiTheme="majorHAnsi" w:eastAsiaTheme="majorEastAsia" w:hAnsiTheme="majorHAnsi" w:cstheme="majorBidi"/>
@@ -5156,6 +7293,23 @@
     <w:rPr>
       <w:color w:val="605E5C"/>
       <w:shd w:val="clear" w:color="auto" w:fill="E1DFDD"/>
+    </w:rPr>
+  </w:style>
+  <w:style w:type="paragraph" w:customStyle="1" w:styleId="Default">
+    <w:name w:val="Default"/>
+    <w:rsid w:val="00334943"/>
+    <w:pPr>
+      <w:autoSpaceDE w:val="0"/>
+      <w:autoSpaceDN w:val="0"/>
+      <w:adjustRightInd w:val="0"/>
+      <w:spacing w:after="0" w:line="240" w:lineRule="auto"/>
+    </w:pPr>
+    <w:rPr>
+      <w:rFonts w:ascii="Times New Roman" w:hAnsi="Times New Roman" w:cs="Times New Roman"/>
+      <w:color w:val="000000"/>
+      <w:kern w:val="0"/>
+      <w:sz w:val="24"/>
+      <w:szCs w:val="24"/>
     </w:rPr>
   </w:style>
 </w:styles>
